--- a/translate-pt/2-docker/helper/pt/6.docx
+++ b/translate-pt/2-docker/helper/pt/6.docx
@@ -1,39 +1,22 @@
 
 <file path=word/document.xml><?xml version="1.0" encoding="utf-8"?>
-<w:document xmlns:wpc="http://schemas.microsoft.com/office/word/2010/wordprocessingCanvas" xmlns:cx="http://schemas.microsoft.com/office/drawing/2014/chartex" xmlns:mc="http://schemas.openxmlformats.org/markup-compatibility/2006" xmlns:o="urn:schemas-microsoft-com:office:office" xmlns:r="http://schemas.openxmlformats.org/officeDocument/2006/relationships" xmlns:m="http://schemas.openxmlformats.org/officeDocument/2006/math" xmlns:v="urn:schemas-microsoft-com:vml" xmlns:wp14="http://schemas.microsoft.com/office/word/2010/wordprocessingDrawing" xmlns:wp="http://schemas.openxmlformats.org/drawingml/2006/wordprocessingDrawing" xmlns:w10="urn:schemas-microsoft-com:office:word" xmlns:w="http://schemas.openxmlformats.org/wordprocessingml/2006/main" xmlns:w14="http://schemas.microsoft.com/office/word/2010/wordml" xmlns:w15="http://schemas.microsoft.com/office/word/2012/wordml" xmlns:w16se="http://schemas.microsoft.com/office/word/2015/wordml/symex" xmlns:wpg="http://schemas.microsoft.com/office/word/2010/wordprocessingGroup" xmlns:wpi="http://schemas.microsoft.com/office/word/2010/wordprocessingInk" xmlns:wne="http://schemas.microsoft.com/office/word/2006/wordml" xmlns:wps="http://schemas.microsoft.com/office/word/2010/wordprocessingShape" mc:Ignorable="w14 w15 w16se wp14">
+<w:document xmlns:wpc="http://schemas.microsoft.com/office/word/2010/wordprocessingCanvas" xmlns:cx="http://schemas.microsoft.com/office/drawing/2014/chartex" xmlns:cx1="http://schemas.microsoft.com/office/drawing/2015/9/8/chartex" xmlns:cx2="http://schemas.microsoft.com/office/drawing/2015/10/21/chartex" xmlns:cx3="http://schemas.microsoft.com/office/drawing/2016/5/9/chartex" xmlns:cx4="http://schemas.microsoft.com/office/drawing/2016/5/10/chartex" xmlns:cx5="http://schemas.microsoft.com/office/drawing/2016/5/11/chartex" xmlns:cx6="http://schemas.microsoft.com/office/drawing/2016/5/12/chartex" xmlns:cx7="http://schemas.microsoft.com/office/drawing/2016/5/13/chartex" xmlns:cx8="http://schemas.microsoft.com/office/drawing/2016/5/14/chartex" xmlns:mc="http://schemas.openxmlformats.org/markup-compatibility/2006" xmlns:aink="http://schemas.microsoft.com/office/drawing/2016/ink" xmlns:am3d="http://schemas.microsoft.com/office/drawing/2017/model3d" xmlns:o="urn:schemas-microsoft-com:office:office" xmlns:oel="http://schemas.microsoft.com/office/2019/extlst" xmlns:r="http://schemas.openxmlformats.org/officeDocument/2006/relationships" xmlns:m="http://schemas.openxmlformats.org/officeDocument/2006/math" xmlns:v="urn:schemas-microsoft-com:vml" xmlns:wp14="http://schemas.microsoft.com/office/word/2010/wordprocessingDrawing" xmlns:wp="http://schemas.openxmlformats.org/drawingml/2006/wordprocessingDrawing" xmlns:w10="urn:schemas-microsoft-com:office:word" xmlns:w="http://schemas.openxmlformats.org/wordprocessingml/2006/main" xmlns:w14="http://schemas.microsoft.com/office/word/2010/wordml" xmlns:w15="http://schemas.microsoft.com/office/word/2012/wordml" xmlns:w16cex="http://schemas.microsoft.com/office/word/2018/wordml/cex" xmlns:w16cid="http://schemas.microsoft.com/office/word/2016/wordml/cid" xmlns:w16="http://schemas.microsoft.com/office/word/2018/wordml" xmlns:w16du="http://schemas.microsoft.com/office/word/2023/wordml/word16du" xmlns:w16sdtdh="http://schemas.microsoft.com/office/word/2020/wordml/sdtdatahash" xmlns:w16sdtfl="http://schemas.microsoft.com/office/word/2024/wordml/sdtformatlock" xmlns:w16se="http://schemas.microsoft.com/office/word/2015/wordml/symex" xmlns:wpg="http://schemas.microsoft.com/office/word/2010/wordprocessingGroup" xmlns:wpi="http://schemas.microsoft.com/office/word/2010/wordprocessingInk" xmlns:wne="http://schemas.microsoft.com/office/word/2006/wordml" xmlns:wps="http://schemas.microsoft.com/office/word/2010/wordprocessingShape" mc:Ignorable="w14 w15 w16se w16cid w16 w16cex w16sdtdh w16sdtfl w16du wp14">
   <w:body>
     <w:p>
       <w:pPr>
         <w:ind w:left="3119"/>
         <w:jc w:val="left"/>
         <w:rPr>
-          <w:b/>
-          <w:sz w:val="36"/>
-          <w:szCs w:val="36"/>
-          <w:lang w:val="fr-LU"/>
+          <w:sz w:val="18"/>
+          <w:szCs w:val="18"/>
         </w:rPr>
       </w:pPr>
       <w:r>
-        <w:rPr>
-          <w:b/>
-          <w:noProof/>
-          <w:sz w:val="36"/>
-          <w:szCs w:val="36"/>
-          <w:lang w:eastAsia="en-US"/>
-        </w:rPr>
         <w:drawing>
-          <wp:anchor distT="0" distB="0" distL="114300" distR="114300" simplePos="0" relativeHeight="251658240" behindDoc="1" locked="0" layoutInCell="1" allowOverlap="1">
-            <wp:simplePos x="0" y="0"/>
-            <wp:positionH relativeFrom="column">
-              <wp:posOffset>-47625</wp:posOffset>
-            </wp:positionH>
-            <wp:positionV relativeFrom="paragraph">
-              <wp:posOffset>0</wp:posOffset>
-            </wp:positionV>
-            <wp:extent cx="1880235" cy="728980"/>
-            <wp:effectExtent l="0" t="0" r="5715" b="0"/>
-            <wp:wrapSquare wrapText="bothSides"/>
-            <wp:docPr id="6" name="Picture 6"/>
+          <wp:inline distT="0" distB="0" distL="0" distR="0" wp14:anchorId="03ADE6E1" wp14:editId="162924F6">
+            <wp:extent cx="1524635" cy="575945"/>
+            <wp:effectExtent l="0" t="0" r="0" b="0"/>
+            <wp:docPr id="1315045136" name="Picture 2"/>
             <wp:cNvGraphicFramePr>
               <a:graphicFrameLocks xmlns:a="http://schemas.openxmlformats.org/drawingml/2006/main" noChangeAspect="1"/>
             </wp:cNvGraphicFramePr>
@@ -41,10 +24,8 @@
               <a:graphicData uri="http://schemas.openxmlformats.org/drawingml/2006/picture">
                 <pic:pic xmlns:pic="http://schemas.openxmlformats.org/drawingml/2006/picture">
                   <pic:nvPicPr>
-                    <pic:cNvPr id="0" name="Picture 8" descr="C:\Users\juan\AppData\Local\Microsoft\Windows\INetCache\Content.Word\Logo_caseslu.emf"/>
-                    <pic:cNvPicPr>
-                      <a:picLocks noChangeAspect="1" noChangeArrowheads="1"/>
-                    </pic:cNvPicPr>
+                    <pic:cNvPr id="0" name="Picture 2"/>
+                    <pic:cNvPicPr/>
                   </pic:nvPicPr>
                   <pic:blipFill>
                     <a:blip r:embed="rId9" cstate="print">
@@ -61,7 +42,7 @@
                   <pic:spPr bwMode="auto">
                     <a:xfrm>
                       <a:off x="0" y="0"/>
-                      <a:ext cx="1880235" cy="728980"/>
+                      <a:ext cx="1524635" cy="575945"/>
                     </a:xfrm>
                     <a:prstGeom prst="rect">
                       <a:avLst/>
@@ -74,13 +55,7 @@
                 </pic:pic>
               </a:graphicData>
             </a:graphic>
-            <wp14:sizeRelH relativeFrom="margin">
-              <wp14:pctWidth>0</wp14:pctWidth>
-            </wp14:sizeRelH>
-            <wp14:sizeRelV relativeFrom="margin">
-              <wp14:pctHeight>0</wp14:pctHeight>
-            </wp14:sizeRelV>
-          </wp:anchor>
+          </wp:inline>
         </w:drawing>
       </w:r>
     </w:p>
@@ -92,7 +67,6 @@
           <w:b/>
           <w:sz w:val="36"/>
           <w:szCs w:val="36"/>
-          <w:lang w:val="fr-LU"/>
         </w:rPr>
       </w:pPr>
     </w:p>
@@ -104,7 +78,6 @@
           <w:b/>
           <w:sz w:val="36"/>
           <w:szCs w:val="36"/>
-          <w:lang w:val="fr-LU"/>
         </w:rPr>
       </w:pPr>
     </w:p>
@@ -116,7 +89,6 @@
           <w:b/>
           <w:sz w:val="36"/>
           <w:szCs w:val="36"/>
-          <w:lang w:val="fr-LU"/>
         </w:rPr>
       </w:pPr>
     </w:p>
@@ -126,7 +98,6 @@
           <w:b/>
           <w:sz w:val="36"/>
           <w:szCs w:val="36"/>
-          <w:lang w:val="fr-LU"/>
         </w:rPr>
       </w:pPr>
     </w:p>
@@ -138,7 +109,6 @@
           <w:b/>
           <w:sz w:val="36"/>
           <w:szCs w:val="36"/>
-          <w:lang w:val="fr-LU"/>
         </w:rPr>
       </w:pPr>
     </w:p>
@@ -153,7 +123,6 @@
           <w:b/>
           <w:sz w:val="36"/>
           <w:szCs w:val="36"/>
-          <w:lang w:val="fr-LU"/>
         </w:rPr>
       </w:pPr>
       <w:r>
@@ -161,17 +130,11 @@
           <w:b/>
           <w:sz w:val="36"/>
           <w:szCs w:val="36"/>
-          <w:lang w:val="fr-LU"/>
         </w:rPr>
         <w:t>${DOCUMENT}</w:t>
       </w:r>
     </w:p>
     <w:p>
-      <w:pPr>
-        <w:rPr>
-          <w:lang w:val="fr-LU"/>
-        </w:rPr>
-      </w:pPr>
       <w:bookmarkStart w:id="0" w:name="_Toc21257203"/>
       <w:bookmarkStart w:id="1" w:name="_Toc21404234"/>
       <w:bookmarkStart w:id="2" w:name="_Toc21419504"/>
@@ -179,26 +142,14 @@
       <w:bookmarkStart w:id="4" w:name="_Toc21427160"/>
       <w:bookmarkStart w:id="5" w:name="_Toc44755072"/>
     </w:p>
-    <w:p>
-      <w:pPr>
-        <w:rPr>
-          <w:lang w:val="fr-LU"/>
-        </w:rPr>
-      </w:pPr>
-    </w:p>
+    <w:p/>
     <w:p>
       <w:pPr>
         <w:tabs>
           <w:tab w:val="left" w:pos="11340"/>
         </w:tabs>
-        <w:rPr>
-          <w:lang w:val="fr-LU"/>
-        </w:rPr>
-      </w:pPr>
-      <w:r>
-        <w:rPr>
-          <w:lang w:val="fr-LU"/>
-        </w:rPr>
+      </w:pPr>
+      <w:r>
         <w:tab/>
       </w:r>
     </w:p>
@@ -210,7 +161,6 @@
           <w:color w:val="1F497D" w:themeColor="text2"/>
           <w:sz w:val="48"/>
           <w:szCs w:val="48"/>
-          <w:lang w:val="fr-LU"/>
         </w:rPr>
       </w:pPr>
       <w:r>
@@ -219,7 +169,6 @@
           <w:color w:val="1F497D" w:themeColor="text2"/>
           <w:sz w:val="48"/>
           <w:szCs w:val="48"/>
-          <w:lang w:val="fr-LU"/>
         </w:rPr>
         <w:t>${COMPANY}</w:t>
       </w:r>
@@ -229,7 +178,6 @@
         <w:jc w:val="center"/>
         <w:rPr>
           <w:color w:val="1F497D" w:themeColor="text2"/>
-          <w:lang w:val="fr-LU"/>
         </w:rPr>
       </w:pPr>
     </w:p>
@@ -244,7 +192,6 @@
           <w:color w:val="1F497D" w:themeColor="text2"/>
           <w:sz w:val="36"/>
           <w:szCs w:val="36"/>
-          <w:lang w:val="fr-LU"/>
         </w:rPr>
       </w:pPr>
       <w:r>
@@ -262,7 +209,6 @@
           <w:color w:val="1F497D" w:themeColor="text2"/>
           <w:sz w:val="36"/>
           <w:szCs w:val="36"/>
-          <w:lang w:val="fr-LU"/>
         </w:rPr>
         <w:instrText xml:space="preserve"> DOCPROPERTY  Subject  \* MERGEFORMAT </w:instrText>
       </w:r>
@@ -275,35 +221,43 @@
         </w:rPr>
         <w:fldChar w:fldCharType="separate"/>
       </w:r>
+      <w:proofErr w:type="spellStart"/>
       <w:r>
         <w:rPr>
           <w:b/>
           <w:color w:val="1F497D" w:themeColor="text2"/>
           <w:sz w:val="36"/>
           <w:szCs w:val="36"/>
-          <w:lang w:val="fr-LU"/>
         </w:rPr>
-        <w:t xml:space="preserve">Information </w:t>
-      </w:r>
-      <w:proofErr w:type="spellStart"/>
+        <w:t>Information</w:t>
+      </w:r>
+      <w:proofErr w:type="spellEnd"/>
       <w:r>
         <w:rPr>
           <w:b/>
           <w:color w:val="1F497D" w:themeColor="text2"/>
           <w:sz w:val="36"/>
           <w:szCs w:val="36"/>
-          <w:lang w:val="fr-LU"/>
         </w:rPr>
-        <w:t>security</w:t>
-      </w:r>
-      <w:proofErr w:type="spellEnd"/>
+        <w:t xml:space="preserve"> </w:t>
+      </w:r>
+      <w:proofErr w:type="spellStart"/>
       <w:r>
         <w:rPr>
           <w:b/>
           <w:color w:val="1F497D" w:themeColor="text2"/>
           <w:sz w:val="36"/>
           <w:szCs w:val="36"/>
-          <w:lang w:val="fr-LU"/>
+        </w:rPr>
+        <w:t>security</w:t>
+      </w:r>
+      <w:proofErr w:type="spellEnd"/>
+      <w:r>
+        <w:rPr>
+          <w:b/>
+          <w:color w:val="1F497D" w:themeColor="text2"/>
+          <w:sz w:val="36"/>
+          <w:szCs w:val="36"/>
         </w:rPr>
         <w:t xml:space="preserve"> - </w:t>
       </w:r>
@@ -317,7 +271,6 @@
           <w:color w:val="1F497D" w:themeColor="text2"/>
           <w:sz w:val="36"/>
           <w:szCs w:val="36"/>
-          <w:lang w:val="fr-LU"/>
         </w:rPr>
       </w:pPr>
       <w:r>
@@ -326,7 +279,6 @@
           <w:color w:val="1F497D" w:themeColor="text2"/>
           <w:sz w:val="36"/>
           <w:szCs w:val="36"/>
-          <w:lang w:val="fr-LU"/>
         </w:rPr>
         <w:t>MONARC</w:t>
       </w:r>
@@ -345,44 +297,20 @@
           <w:color w:val="1F497D" w:themeColor="text2"/>
           <w:sz w:val="36"/>
           <w:szCs w:val="36"/>
-          <w:lang w:val="fr-LU"/>
         </w:rPr>
         <w:t xml:space="preserve"> </w:t>
       </w:r>
-      <w:bookmarkStart w:id="8" w:name="_GoBack"/>
-      <w:bookmarkEnd w:id="8"/>
     </w:p>
     <w:bookmarkEnd w:id="6"/>
     <w:bookmarkEnd w:id="7"/>
-    <w:p>
-      <w:pPr>
-        <w:rPr>
-          <w:lang w:val="fr-LU"/>
-        </w:rPr>
-      </w:pPr>
-    </w:p>
-    <w:p>
-      <w:pPr>
-        <w:rPr>
-          <w:lang w:val="fr-LU"/>
-        </w:rPr>
-      </w:pPr>
-    </w:p>
-    <w:p>
-      <w:pPr>
-        <w:rPr>
-          <w:lang w:val="fr-LU"/>
-        </w:rPr>
-      </w:pPr>
-    </w:p>
+    <w:p/>
+    <w:p/>
+    <w:p/>
     <w:p>
       <w:pPr>
         <w:tabs>
           <w:tab w:val="left" w:pos="6115"/>
         </w:tabs>
-        <w:rPr>
-          <w:lang w:val="fr-LU"/>
-        </w:rPr>
       </w:pPr>
     </w:p>
     <w:p>
@@ -390,9 +318,6 @@
         <w:tabs>
           <w:tab w:val="left" w:pos="6115"/>
         </w:tabs>
-        <w:rPr>
-          <w:lang w:val="fr-LU"/>
-        </w:rPr>
       </w:pPr>
     </w:p>
     <w:p>
@@ -400,53 +325,38 @@
         <w:tabs>
           <w:tab w:val="left" w:pos="6115"/>
         </w:tabs>
-        <w:rPr>
-          <w:lang w:val="fr-LU"/>
-        </w:rPr>
       </w:pPr>
     </w:p>
-    <w:p>
-      <w:pPr>
-        <w:rPr>
-          <w:lang w:val="fr-LU"/>
-        </w:rPr>
-      </w:pPr>
-    </w:p>
-    <w:p>
-      <w:pPr>
-        <w:rPr>
-          <w:lang w:val="fr-LU"/>
-        </w:rPr>
-      </w:pPr>
-    </w:p>
-    <w:p>
-      <w:pPr>
-        <w:rPr>
-          <w:lang w:val="fr-LU"/>
-        </w:rPr>
-      </w:pPr>
-    </w:p>
+    <w:p/>
+    <w:p/>
     <w:bookmarkEnd w:id="0"/>
     <w:bookmarkEnd w:id="1"/>
     <w:bookmarkEnd w:id="2"/>
     <w:bookmarkEnd w:id="3"/>
     <w:bookmarkEnd w:id="4"/>
     <w:bookmarkEnd w:id="5"/>
+    <w:p/>
     <w:p>
       <w:pPr>
+        <w:keepLines/>
+        <w:spacing w:after="0"/>
         <w:rPr>
+          <w:rFonts w:eastAsia="Century Schoolbook" w:cs="Century Schoolbook"/>
           <w:b/>
+          <w:bCs/>
           <w:sz w:val="28"/>
-          <w:lang w:val="fr-LU"/>
+          <w:szCs w:val="28"/>
         </w:rPr>
       </w:pPr>
       <w:r>
         <w:rPr>
+          <w:rFonts w:eastAsia="Century Schoolbook" w:cs="Century Schoolbook"/>
           <w:b/>
+          <w:bCs/>
           <w:sz w:val="28"/>
-          <w:lang w:val="fr-LU"/>
+          <w:szCs w:val="28"/>
         </w:rPr>
-        <w:t>General information</w:t>
+        <w:t>Informações gerais</w:t>
       </w:r>
     </w:p>
     <w:p>
@@ -466,24 +376,27 @@
         <w:rPr>
           <w:sz w:val="20"/>
           <w:szCs w:val="20"/>
-          <w:lang w:val="fr-FR"/>
         </w:rPr>
       </w:pPr>
+      <w:r>
+        <w:rPr>
+          <w:rFonts w:eastAsia="Century Schoolbook" w:cs="Century Schoolbook"/>
+          <w:sz w:val="20"/>
+          <w:szCs w:val="20"/>
+        </w:rPr>
+        <w:t>Versão:</w:t>
+      </w:r>
+      <w:r>
+        <w:tab/>
+      </w:r>
+      <w:r>
+        <w:tab/>
+      </w:r>
       <w:r>
         <w:rPr>
           <w:sz w:val="20"/>
           <w:szCs w:val="20"/>
-          <w:lang w:val="fr-FR"/>
         </w:rPr>
-        <w:t>Version :</w:t>
-      </w:r>
-      <w:r>
-        <w:rPr>
-          <w:sz w:val="20"/>
-          <w:szCs w:val="20"/>
-          <w:lang w:val="fr-FR"/>
-        </w:rPr>
-        <w:tab/>
         <w:t>${VERSION}</w:t>
       </w:r>
     </w:p>
@@ -504,39 +417,27 @@
         <w:rPr>
           <w:sz w:val="20"/>
           <w:szCs w:val="20"/>
-          <w:lang w:val="fr-FR"/>
         </w:rPr>
       </w:pPr>
       <w:r>
         <w:rPr>
+          <w:rFonts w:eastAsia="Century Schoolbook" w:cs="Century Schoolbook"/>
           <w:sz w:val="20"/>
-          <w:lang w:val="fr-FR"/>
+          <w:szCs w:val="20"/>
         </w:rPr>
-        <w:t xml:space="preserve">Document </w:t>
-      </w:r>
-      <w:proofErr w:type="spellStart"/>
-      <w:r>
-        <w:rPr>
-          <w:sz w:val="20"/>
-          <w:lang w:val="fr-FR"/>
-        </w:rPr>
-        <w:t>status</w:t>
-      </w:r>
-      <w:proofErr w:type="spellEnd"/>
-      <w:r>
-        <w:rPr>
-          <w:sz w:val="20"/>
-          <w:lang w:val="fr-FR"/>
-        </w:rPr>
-        <w:t>:</w:t>
+        <w:t>Estado do documento:</w:t>
+      </w:r>
+      <w:r>
+        <w:tab/>
+      </w:r>
+      <w:r>
+        <w:tab/>
       </w:r>
       <w:r>
         <w:rPr>
           <w:sz w:val="20"/>
           <w:szCs w:val="20"/>
-          <w:lang w:val="fr-FR"/>
         </w:rPr>
-        <w:tab/>
         <w:t>${STATE}</w:t>
       </w:r>
     </w:p>
@@ -557,24 +458,29 @@
         <w:rPr>
           <w:sz w:val="20"/>
           <w:szCs w:val="20"/>
-          <w:lang w:val="fr-FR"/>
         </w:rPr>
       </w:pPr>
+      <w:proofErr w:type="gramStart"/>
+      <w:r>
+        <w:rPr>
+          <w:rFonts w:eastAsia="Century Schoolbook" w:cs="Century Schoolbook"/>
+          <w:sz w:val="20"/>
+          <w:szCs w:val="20"/>
+        </w:rPr>
+        <w:t>Classificação :</w:t>
+      </w:r>
+      <w:proofErr w:type="gramEnd"/>
+      <w:r>
+        <w:tab/>
+      </w:r>
+      <w:r>
+        <w:tab/>
+      </w:r>
       <w:r>
         <w:rPr>
           <w:sz w:val="20"/>
           <w:szCs w:val="20"/>
-          <w:lang w:val="fr-FR"/>
         </w:rPr>
-        <w:t>Classification :</w:t>
-      </w:r>
-      <w:r>
-        <w:rPr>
-          <w:sz w:val="20"/>
-          <w:szCs w:val="20"/>
-          <w:lang w:val="fr-FR"/>
-        </w:rPr>
-        <w:tab/>
         <w:t>${CLASSIFICATION}</w:t>
       </w:r>
     </w:p>
@@ -595,32 +501,27 @@
         <w:rPr>
           <w:sz w:val="20"/>
           <w:szCs w:val="20"/>
-          <w:lang w:val="fr-FR"/>
         </w:rPr>
       </w:pPr>
-      <w:proofErr w:type="spellStart"/>
       <w:r>
         <w:rPr>
+          <w:rFonts w:eastAsia="Century Schoolbook" w:cs="Century Schoolbook"/>
           <w:sz w:val="20"/>
-          <w:lang w:val="fr-FR"/>
+          <w:szCs w:val="20"/>
         </w:rPr>
-        <w:t>Company</w:t>
-      </w:r>
-      <w:proofErr w:type="spellEnd"/>
-      <w:r>
-        <w:rPr>
-          <w:sz w:val="20"/>
-          <w:lang w:val="fr-FR"/>
-        </w:rPr>
-        <w:t>:</w:t>
+        <w:t>Empresa:</w:t>
+      </w:r>
+      <w:r>
+        <w:tab/>
+      </w:r>
+      <w:r>
+        <w:tab/>
       </w:r>
       <w:r>
         <w:rPr>
           <w:sz w:val="20"/>
           <w:szCs w:val="20"/>
-          <w:lang w:val="fr-FR"/>
         </w:rPr>
-        <w:tab/>
         <w:t>${COMPANY}</w:t>
       </w:r>
     </w:p>
@@ -642,120 +543,28 @@
         <w:rPr>
           <w:sz w:val="20"/>
           <w:szCs w:val="20"/>
-          <w:lang w:val="fr-FR"/>
         </w:rPr>
       </w:pPr>
       <w:r>
         <w:rPr>
+          <w:rFonts w:eastAsia="Century Schoolbook" w:cs="Century Schoolbook"/>
           <w:sz w:val="20"/>
-          <w:lang w:val="fr-FR"/>
+          <w:szCs w:val="20"/>
         </w:rPr>
-        <w:t xml:space="preserve">Document </w:t>
-      </w:r>
-      <w:proofErr w:type="spellStart"/>
-      <w:r>
-        <w:rPr>
-          <w:sz w:val="20"/>
-          <w:lang w:val="fr-FR"/>
-        </w:rPr>
-        <w:t>name</w:t>
-      </w:r>
-      <w:proofErr w:type="spellEnd"/>
-      <w:r>
-        <w:rPr>
-          <w:sz w:val="20"/>
-          <w:lang w:val="fr-FR"/>
-        </w:rPr>
-        <w:t>:</w:t>
+        <w:t>Nome do documento:</w:t>
+      </w:r>
+      <w:r>
+        <w:tab/>
+      </w:r>
+      <w:r>
+        <w:tab/>
       </w:r>
       <w:r>
         <w:rPr>
           <w:sz w:val="20"/>
           <w:szCs w:val="20"/>
-          <w:lang w:val="fr-FR"/>
         </w:rPr>
-        <w:tab/>
         <w:t>${DOCUMENT}</w:t>
-      </w:r>
-    </w:p>
-    <w:p>
-      <w:pPr>
-        <w:keepLines/>
-        <w:pBdr>
-          <w:top w:val="single" w:sz="4" w:space="1" w:color="auto"/>
-          <w:left w:val="single" w:sz="4" w:space="4" w:color="auto"/>
-          <w:bottom w:val="single" w:sz="4" w:space="1" w:color="auto"/>
-          <w:right w:val="single" w:sz="4" w:space="4" w:color="auto"/>
-        </w:pBdr>
-        <w:tabs>
-          <w:tab w:val="left" w:pos="2410"/>
-          <w:tab w:val="left" w:pos="2835"/>
-        </w:tabs>
-        <w:spacing w:after="0"/>
-        <w:rPr>
-          <w:sz w:val="20"/>
-          <w:szCs w:val="20"/>
-          <w:lang w:val="fr-LU"/>
-        </w:rPr>
-      </w:pPr>
-      <w:r>
-        <w:rPr>
-          <w:sz w:val="20"/>
-          <w:szCs w:val="20"/>
-          <w:lang w:val="fr-LU"/>
-        </w:rPr>
-        <w:t>Date :</w:t>
-      </w:r>
-      <w:r>
-        <w:rPr>
-          <w:sz w:val="20"/>
-          <w:szCs w:val="20"/>
-          <w:lang w:val="fr-LU"/>
-        </w:rPr>
-        <w:tab/>
-        <w:t>${DATE}</w:t>
-      </w:r>
-    </w:p>
-    <w:p>
-      <w:pPr>
-        <w:keepLines/>
-        <w:pBdr>
-          <w:top w:val="single" w:sz="4" w:space="1" w:color="auto"/>
-          <w:left w:val="single" w:sz="4" w:space="4" w:color="auto"/>
-          <w:bottom w:val="single" w:sz="4" w:space="1" w:color="auto"/>
-          <w:right w:val="single" w:sz="4" w:space="4" w:color="auto"/>
-        </w:pBdr>
-        <w:tabs>
-          <w:tab w:val="left" w:pos="2410"/>
-          <w:tab w:val="left" w:pos="2835"/>
-        </w:tabs>
-        <w:spacing w:after="0"/>
-        <w:rPr>
-          <w:sz w:val="20"/>
-          <w:szCs w:val="20"/>
-          <w:lang w:val="fr-LU"/>
-        </w:rPr>
-      </w:pPr>
-      <w:r>
-        <w:rPr>
-          <w:sz w:val="20"/>
-          <w:lang w:val="fr-LU"/>
-        </w:rPr>
-        <w:t xml:space="preserve">Security consultant(s): </w:t>
-      </w:r>
-      <w:r>
-        <w:rPr>
-          <w:lang w:val="fr-LU"/>
-        </w:rPr>
-        <w:tab/>
-      </w:r>
-      <w:r>
-        <w:rPr>
-          <w:sz w:val="20"/>
-          <w:szCs w:val="20"/>
-          <w:lang w:val="fr-LU"/>
-        </w:rPr>
-        <w:t>${SMILE}</w:t>
       </w:r>
     </w:p>
     <w:p>
@@ -777,11 +586,74 @@
           <w:szCs w:val="20"/>
         </w:rPr>
       </w:pPr>
+      <w:proofErr w:type="gramStart"/>
+      <w:r>
+        <w:rPr>
+          <w:rFonts w:eastAsia="Century Schoolbook" w:cs="Century Schoolbook"/>
+          <w:sz w:val="20"/>
+          <w:szCs w:val="20"/>
+        </w:rPr>
+        <w:t>Data :</w:t>
+      </w:r>
+      <w:proofErr w:type="gramEnd"/>
+      <w:r>
+        <w:tab/>
+      </w:r>
+      <w:r>
+        <w:tab/>
+      </w:r>
       <w:r>
         <w:rPr>
           <w:sz w:val="20"/>
+          <w:szCs w:val="20"/>
         </w:rPr>
-        <w:t xml:space="preserve">Client representative(s): </w:t>
+        <w:t>${DATE}</w:t>
+      </w:r>
+    </w:p>
+    <w:p>
+      <w:pPr>
+        <w:keepLines/>
+        <w:pBdr>
+          <w:top w:val="single" w:sz="4" w:space="1" w:color="auto"/>
+          <w:left w:val="single" w:sz="4" w:space="4" w:color="auto"/>
+          <w:bottom w:val="single" w:sz="4" w:space="1" w:color="auto"/>
+          <w:right w:val="single" w:sz="4" w:space="4" w:color="auto"/>
+        </w:pBdr>
+        <w:tabs>
+          <w:tab w:val="left" w:pos="2410"/>
+          <w:tab w:val="left" w:pos="2835"/>
+        </w:tabs>
+        <w:spacing w:after="0"/>
+        <w:rPr>
+          <w:sz w:val="20"/>
+          <w:szCs w:val="20"/>
+        </w:rPr>
+      </w:pPr>
+      <w:r>
+        <w:rPr>
+          <w:rFonts w:eastAsia="Century Schoolbook" w:cs="Century Schoolbook"/>
+          <w:sz w:val="20"/>
+          <w:szCs w:val="20"/>
+        </w:rPr>
+        <w:t>Consultor(</w:t>
+      </w:r>
+      <w:proofErr w:type="spellStart"/>
+      <w:r>
+        <w:rPr>
+          <w:rFonts w:eastAsia="Century Schoolbook" w:cs="Century Schoolbook"/>
+          <w:sz w:val="20"/>
+          <w:szCs w:val="20"/>
+        </w:rPr>
+        <w:t>es</w:t>
+      </w:r>
+      <w:proofErr w:type="spellEnd"/>
+      <w:r>
+        <w:rPr>
+          <w:rFonts w:eastAsia="Century Schoolbook" w:cs="Century Schoolbook"/>
+          <w:sz w:val="20"/>
+          <w:szCs w:val="20"/>
+        </w:rPr>
+        <w:t>) de segurança:</w:t>
       </w:r>
       <w:r>
         <w:rPr>
@@ -791,11 +663,58 @@
         <w:t xml:space="preserve"> </w:t>
       </w:r>
       <w:r>
+        <w:tab/>
+      </w:r>
+      <w:r>
         <w:rPr>
           <w:sz w:val="20"/>
           <w:szCs w:val="20"/>
         </w:rPr>
+        <w:t>${SMILE}</w:t>
+      </w:r>
+    </w:p>
+    <w:p>
+      <w:pPr>
+        <w:keepLines/>
+        <w:pBdr>
+          <w:top w:val="single" w:sz="4" w:space="1" w:color="auto"/>
+          <w:left w:val="single" w:sz="4" w:space="4" w:color="auto"/>
+          <w:bottom w:val="single" w:sz="4" w:space="1" w:color="auto"/>
+          <w:right w:val="single" w:sz="4" w:space="4" w:color="auto"/>
+        </w:pBdr>
+        <w:tabs>
+          <w:tab w:val="left" w:pos="2410"/>
+          <w:tab w:val="left" w:pos="2835"/>
+        </w:tabs>
+        <w:spacing w:after="0"/>
+        <w:rPr>
+          <w:sz w:val="20"/>
+          <w:szCs w:val="20"/>
+        </w:rPr>
+      </w:pPr>
+      <w:r>
+        <w:rPr>
+          <w:rFonts w:eastAsia="Century Schoolbook" w:cs="Century Schoolbook"/>
+          <w:sz w:val="20"/>
+          <w:szCs w:val="20"/>
+        </w:rPr>
+        <w:t>Representante(s) do cliente:</w:t>
+      </w:r>
+      <w:r>
+        <w:rPr>
+          <w:sz w:val="20"/>
+          <w:szCs w:val="20"/>
+        </w:rPr>
+        <w:t xml:space="preserve">  </w:t>
+      </w:r>
+      <w:r>
         <w:tab/>
+      </w:r>
+      <w:r>
+        <w:rPr>
+          <w:sz w:val="20"/>
+          <w:szCs w:val="20"/>
+        </w:rPr>
         <w:t>${CLIENT}</w:t>
       </w:r>
     </w:p>
@@ -806,13 +725,9 @@
         <w:jc w:val="left"/>
         <w:rPr>
           <w:sz w:val="20"/>
-          <w:lang w:val="fr-FR"/>
         </w:rPr>
       </w:pPr>
       <w:r>
-        <w:rPr>
-          <w:lang w:val="fr-FR"/>
-        </w:rPr>
         <w:br w:type="page"/>
       </w:r>
     </w:p>
@@ -833,29 +748,18 @@
           <w:docPartUnique/>
         </w:docPartObj>
       </w:sdtPr>
-      <w:sdtEndPr>
-        <w:rPr>
-          <w:noProof/>
-        </w:rPr>
-      </w:sdtEndPr>
       <w:sdtContent>
         <w:p>
           <w:pPr>
-            <w:pStyle w:val="TOCHeading"/>
-            <w:rPr>
-              <w:lang w:val="fr-LU"/>
-            </w:rPr>
+            <w:pStyle w:val="Cabealhodondice"/>
           </w:pPr>
           <w:r>
-            <w:rPr>
-              <w:lang w:val="fr-LU"/>
-            </w:rPr>
-            <w:t>Contents</w:t>
+            <w:t>Índice</w:t>
           </w:r>
         </w:p>
         <w:p>
           <w:pPr>
-            <w:pStyle w:val="TOC2"/>
+            <w:pStyle w:val="ndice2"/>
             <w:tabs>
               <w:tab w:val="left" w:pos="660"/>
               <w:tab w:val="right" w:leader="dot" w:pos="9764"/>
@@ -864,9 +768,11 @@
               <w:rFonts w:asciiTheme="minorHAnsi" w:eastAsiaTheme="minorEastAsia" w:hAnsiTheme="minorHAnsi" w:cstheme="minorBidi"/>
               <w:smallCaps w:val="0"/>
               <w:noProof/>
-              <w:sz w:val="22"/>
-              <w:szCs w:val="22"/>
-              <w:lang w:eastAsia="en-US"/>
+              <w:kern w:val="2"/>
+              <w:sz w:val="24"/>
+              <w:szCs w:val="24"/>
+              <w:lang w:eastAsia="pt-PT"/>
+              <w14:ligatures w14:val="standardContextual"/>
             </w:rPr>
           </w:pPr>
           <w:r>
@@ -876,9 +782,6 @@
             <w:fldChar w:fldCharType="begin"/>
           </w:r>
           <w:r>
-            <w:rPr>
-              <w:lang w:val="fr-LU"/>
-            </w:rPr>
             <w:instrText xml:space="preserve"> TOC \o "1-3" \h \z \u </w:instrText>
           </w:r>
           <w:r>
@@ -887,12 +790,12 @@
             </w:rPr>
             <w:fldChar w:fldCharType="separate"/>
           </w:r>
-          <w:hyperlink w:anchor="_Toc16687396" w:history="1">
+          <w:hyperlink w:anchor="_Toc190699225" w:history="1">
             <w:r>
               <w:rPr>
-                <w:rStyle w:val="Hyperlink"/>
+                <w:rStyle w:val="Hiperligao"/>
                 <w:noProof/>
-                <w:lang w:val="fr-FR" w:eastAsia="en-GB" w:bidi="en-GB"/>
+                <w:lang w:eastAsia="en-GB" w:bidi="en-GB"/>
               </w:rPr>
               <w:t>1.</w:t>
             </w:r>
@@ -901,19 +804,20 @@
                 <w:rFonts w:asciiTheme="minorHAnsi" w:eastAsiaTheme="minorEastAsia" w:hAnsiTheme="minorHAnsi" w:cstheme="minorBidi"/>
                 <w:smallCaps w:val="0"/>
                 <w:noProof/>
-                <w:sz w:val="22"/>
-                <w:szCs w:val="22"/>
-                <w:lang w:eastAsia="en-US"/>
+                <w:kern w:val="2"/>
+                <w:sz w:val="24"/>
+                <w:szCs w:val="24"/>
+                <w:lang w:eastAsia="pt-PT"/>
+                <w14:ligatures w14:val="standardContextual"/>
               </w:rPr>
               <w:tab/>
             </w:r>
             <w:r>
               <w:rPr>
-                <w:rStyle w:val="Hyperlink"/>
+                <w:rStyle w:val="Hiperligao"/>
                 <w:noProof/>
-                <w:lang w:val="fr-FR" w:eastAsia="en-GB" w:bidi="en-GB"/>
               </w:rPr>
-              <w:t>Description</w:t>
+              <w:t>Descrição</w:t>
             </w:r>
             <w:r>
               <w:rPr>
@@ -934,7 +838,7 @@
                 <w:noProof/>
                 <w:webHidden/>
               </w:rPr>
-              <w:instrText xml:space="preserve"> PAGEREF _Toc16687396 \h </w:instrText>
+              <w:instrText xml:space="preserve"> PAGEREF _Toc190699225 \h </w:instrText>
             </w:r>
             <w:r>
               <w:rPr>
@@ -967,7 +871,7 @@
         </w:p>
         <w:p>
           <w:pPr>
-            <w:pStyle w:val="TOC2"/>
+            <w:pStyle w:val="ndice2"/>
             <w:tabs>
               <w:tab w:val="left" w:pos="660"/>
               <w:tab w:val="right" w:leader="dot" w:pos="9764"/>
@@ -976,17 +880,19 @@
               <w:rFonts w:asciiTheme="minorHAnsi" w:eastAsiaTheme="minorEastAsia" w:hAnsiTheme="minorHAnsi" w:cstheme="minorBidi"/>
               <w:smallCaps w:val="0"/>
               <w:noProof/>
-              <w:sz w:val="22"/>
-              <w:szCs w:val="22"/>
-              <w:lang w:eastAsia="en-US"/>
+              <w:kern w:val="2"/>
+              <w:sz w:val="24"/>
+              <w:szCs w:val="24"/>
+              <w:lang w:eastAsia="pt-PT"/>
+              <w14:ligatures w14:val="standardContextual"/>
             </w:rPr>
           </w:pPr>
-          <w:hyperlink w:anchor="_Toc16687397" w:history="1">
+          <w:hyperlink w:anchor="_Toc190699226" w:history="1">
             <w:r>
               <w:rPr>
-                <w:rStyle w:val="Hyperlink"/>
+                <w:rStyle w:val="Hiperligao"/>
                 <w:noProof/>
-                <w:lang w:val="fr-FR" w:eastAsia="en-GB" w:bidi="en-GB"/>
+                <w:lang w:eastAsia="en-GB" w:bidi="en-GB"/>
               </w:rPr>
               <w:t>2.</w:t>
             </w:r>
@@ -995,19 +901,20 @@
                 <w:rFonts w:asciiTheme="minorHAnsi" w:eastAsiaTheme="minorEastAsia" w:hAnsiTheme="minorHAnsi" w:cstheme="minorBidi"/>
                 <w:smallCaps w:val="0"/>
                 <w:noProof/>
-                <w:sz w:val="22"/>
-                <w:szCs w:val="22"/>
-                <w:lang w:eastAsia="en-US"/>
+                <w:kern w:val="2"/>
+                <w:sz w:val="24"/>
+                <w:szCs w:val="24"/>
+                <w:lang w:eastAsia="pt-PT"/>
+                <w14:ligatures w14:val="standardContextual"/>
               </w:rPr>
               <w:tab/>
             </w:r>
             <w:r>
               <w:rPr>
-                <w:rStyle w:val="Hyperlink"/>
+                <w:rStyle w:val="Hiperligao"/>
                 <w:noProof/>
-                <w:lang w:val="fr-FR" w:eastAsia="en-GB" w:bidi="en-GB"/>
               </w:rPr>
-              <w:t>Acteurs</w:t>
+              <w:t>Intervenientes</w:t>
             </w:r>
             <w:r>
               <w:rPr>
@@ -1028,7 +935,7 @@
                 <w:noProof/>
                 <w:webHidden/>
               </w:rPr>
-              <w:instrText xml:space="preserve"> PAGEREF _Toc16687397 \h </w:instrText>
+              <w:instrText xml:space="preserve"> PAGEREF _Toc190699226 \h </w:instrText>
             </w:r>
             <w:r>
               <w:rPr>
@@ -1061,7 +968,7 @@
         </w:p>
         <w:p>
           <w:pPr>
-            <w:pStyle w:val="TOC2"/>
+            <w:pStyle w:val="ndice2"/>
             <w:tabs>
               <w:tab w:val="left" w:pos="660"/>
               <w:tab w:val="right" w:leader="dot" w:pos="9764"/>
@@ -1070,15 +977,17 @@
               <w:rFonts w:asciiTheme="minorHAnsi" w:eastAsiaTheme="minorEastAsia" w:hAnsiTheme="minorHAnsi" w:cstheme="minorBidi"/>
               <w:smallCaps w:val="0"/>
               <w:noProof/>
-              <w:sz w:val="22"/>
-              <w:szCs w:val="22"/>
-              <w:lang w:eastAsia="en-US"/>
+              <w:kern w:val="2"/>
+              <w:sz w:val="24"/>
+              <w:szCs w:val="24"/>
+              <w:lang w:eastAsia="pt-PT"/>
+              <w14:ligatures w14:val="standardContextual"/>
             </w:rPr>
           </w:pPr>
-          <w:hyperlink w:anchor="_Toc16687398" w:history="1">
+          <w:hyperlink w:anchor="_Toc190699227" w:history="1">
             <w:r>
               <w:rPr>
-                <w:rStyle w:val="Hyperlink"/>
+                <w:rStyle w:val="Hiperligao"/>
                 <w:noProof/>
                 <w:lang w:eastAsia="en-GB" w:bidi="en-GB"/>
               </w:rPr>
@@ -1089,19 +998,20 @@
                 <w:rFonts w:asciiTheme="minorHAnsi" w:eastAsiaTheme="minorEastAsia" w:hAnsiTheme="minorHAnsi" w:cstheme="minorBidi"/>
                 <w:smallCaps w:val="0"/>
                 <w:noProof/>
-                <w:sz w:val="22"/>
-                <w:szCs w:val="22"/>
-                <w:lang w:eastAsia="en-US"/>
+                <w:kern w:val="2"/>
+                <w:sz w:val="24"/>
+                <w:szCs w:val="24"/>
+                <w:lang w:eastAsia="pt-PT"/>
+                <w14:ligatures w14:val="standardContextual"/>
               </w:rPr>
               <w:tab/>
             </w:r>
             <w:r>
               <w:rPr>
-                <w:rStyle w:val="Hyperlink"/>
+                <w:rStyle w:val="Hiperligao"/>
                 <w:noProof/>
-                <w:lang w:eastAsia="en-GB" w:bidi="en-GB"/>
               </w:rPr>
-              <w:t>Categories of data subjects and personal data</w:t>
+              <w:t>Categorias de titulares de dados e dados pessoais</w:t>
             </w:r>
             <w:r>
               <w:rPr>
@@ -1122,7 +1032,7 @@
                 <w:noProof/>
                 <w:webHidden/>
               </w:rPr>
-              <w:instrText xml:space="preserve"> PAGEREF _Toc16687398 \h </w:instrText>
+              <w:instrText xml:space="preserve"> PAGEREF _Toc190699227 \h </w:instrText>
             </w:r>
             <w:r>
               <w:rPr>
@@ -1155,7 +1065,7 @@
         </w:p>
         <w:p>
           <w:pPr>
-            <w:pStyle w:val="TOC2"/>
+            <w:pStyle w:val="ndice2"/>
             <w:tabs>
               <w:tab w:val="left" w:pos="660"/>
               <w:tab w:val="right" w:leader="dot" w:pos="9764"/>
@@ -1164,17 +1074,18 @@
               <w:rFonts w:asciiTheme="minorHAnsi" w:eastAsiaTheme="minorEastAsia" w:hAnsiTheme="minorHAnsi" w:cstheme="minorBidi"/>
               <w:smallCaps w:val="0"/>
               <w:noProof/>
-              <w:sz w:val="22"/>
-              <w:szCs w:val="22"/>
-              <w:lang w:eastAsia="en-US"/>
+              <w:kern w:val="2"/>
+              <w:sz w:val="24"/>
+              <w:szCs w:val="24"/>
+              <w:lang w:eastAsia="pt-PT"/>
+              <w14:ligatures w14:val="standardContextual"/>
             </w:rPr>
           </w:pPr>
-          <w:hyperlink w:anchor="_Toc16687399" w:history="1">
+          <w:hyperlink w:anchor="_Toc190699228" w:history="1">
             <w:r>
               <w:rPr>
-                <w:rStyle w:val="Hyperlink"/>
+                <w:rStyle w:val="Hiperligao"/>
                 <w:noProof/>
-                <w:lang w:val="fr-FR"/>
               </w:rPr>
               <w:t>4.</w:t>
             </w:r>
@@ -1183,19 +1094,20 @@
                 <w:rFonts w:asciiTheme="minorHAnsi" w:eastAsiaTheme="minorEastAsia" w:hAnsiTheme="minorHAnsi" w:cstheme="minorBidi"/>
                 <w:smallCaps w:val="0"/>
                 <w:noProof/>
-                <w:sz w:val="22"/>
-                <w:szCs w:val="22"/>
-                <w:lang w:eastAsia="en-US"/>
+                <w:kern w:val="2"/>
+                <w:sz w:val="24"/>
+                <w:szCs w:val="24"/>
+                <w:lang w:eastAsia="pt-PT"/>
+                <w14:ligatures w14:val="standardContextual"/>
               </w:rPr>
               <w:tab/>
             </w:r>
             <w:r>
               <w:rPr>
-                <w:rStyle w:val="Hyperlink"/>
+                <w:rStyle w:val="Hiperligao"/>
                 <w:noProof/>
-                <w:lang w:val="fr-FR" w:eastAsia="en-GB" w:bidi="en-GB"/>
               </w:rPr>
-              <w:t>Recipients</w:t>
+              <w:t>Destinatários</w:t>
             </w:r>
             <w:r>
               <w:rPr>
@@ -1216,7 +1128,7 @@
                 <w:noProof/>
                 <w:webHidden/>
               </w:rPr>
-              <w:instrText xml:space="preserve"> PAGEREF _Toc16687399 \h </w:instrText>
+              <w:instrText xml:space="preserve"> PAGEREF _Toc190699228 \h </w:instrText>
             </w:r>
             <w:r>
               <w:rPr>
@@ -1249,7 +1161,7 @@
         </w:p>
         <w:p>
           <w:pPr>
-            <w:pStyle w:val="TOC2"/>
+            <w:pStyle w:val="ndice2"/>
             <w:tabs>
               <w:tab w:val="left" w:pos="660"/>
               <w:tab w:val="right" w:leader="dot" w:pos="9764"/>
@@ -1258,17 +1170,18 @@
               <w:rFonts w:asciiTheme="minorHAnsi" w:eastAsiaTheme="minorEastAsia" w:hAnsiTheme="minorHAnsi" w:cstheme="minorBidi"/>
               <w:smallCaps w:val="0"/>
               <w:noProof/>
-              <w:sz w:val="22"/>
-              <w:szCs w:val="22"/>
-              <w:lang w:eastAsia="en-US"/>
+              <w:kern w:val="2"/>
+              <w:sz w:val="24"/>
+              <w:szCs w:val="24"/>
+              <w:lang w:eastAsia="pt-PT"/>
+              <w14:ligatures w14:val="standardContextual"/>
             </w:rPr>
           </w:pPr>
-          <w:hyperlink w:anchor="_Toc16687400" w:history="1">
+          <w:hyperlink w:anchor="_Toc190699229" w:history="1">
             <w:r>
               <w:rPr>
-                <w:rStyle w:val="Hyperlink"/>
+                <w:rStyle w:val="Hiperligao"/>
                 <w:noProof/>
-                <w:lang w:val="fr-FR"/>
               </w:rPr>
               <w:t>5.</w:t>
             </w:r>
@@ -1277,19 +1190,20 @@
                 <w:rFonts w:asciiTheme="minorHAnsi" w:eastAsiaTheme="minorEastAsia" w:hAnsiTheme="minorHAnsi" w:cstheme="minorBidi"/>
                 <w:smallCaps w:val="0"/>
                 <w:noProof/>
-                <w:sz w:val="22"/>
-                <w:szCs w:val="22"/>
-                <w:lang w:eastAsia="en-US"/>
+                <w:kern w:val="2"/>
+                <w:sz w:val="24"/>
+                <w:szCs w:val="24"/>
+                <w:lang w:eastAsia="pt-PT"/>
+                <w14:ligatures w14:val="standardContextual"/>
               </w:rPr>
               <w:tab/>
             </w:r>
             <w:r>
               <w:rPr>
-                <w:rStyle w:val="Hyperlink"/>
+                <w:rStyle w:val="Hiperligao"/>
                 <w:noProof/>
-                <w:lang w:val="fr-FR"/>
               </w:rPr>
-              <w:t>International transfers</w:t>
+              <w:t>Transferências internacionais</w:t>
             </w:r>
             <w:r>
               <w:rPr>
@@ -1310,7 +1224,7 @@
                 <w:noProof/>
                 <w:webHidden/>
               </w:rPr>
-              <w:instrText xml:space="preserve"> PAGEREF _Toc16687400 \h </w:instrText>
+              <w:instrText xml:space="preserve"> PAGEREF _Toc190699229 \h </w:instrText>
             </w:r>
             <w:r>
               <w:rPr>
@@ -1343,7 +1257,7 @@
         </w:p>
         <w:p>
           <w:pPr>
-            <w:pStyle w:val="TOC2"/>
+            <w:pStyle w:val="ndice2"/>
             <w:tabs>
               <w:tab w:val="left" w:pos="660"/>
               <w:tab w:val="right" w:leader="dot" w:pos="9764"/>
@@ -1352,17 +1266,18 @@
               <w:rFonts w:asciiTheme="minorHAnsi" w:eastAsiaTheme="minorEastAsia" w:hAnsiTheme="minorHAnsi" w:cstheme="minorBidi"/>
               <w:smallCaps w:val="0"/>
               <w:noProof/>
-              <w:sz w:val="22"/>
-              <w:szCs w:val="22"/>
-              <w:lang w:eastAsia="en-US"/>
+              <w:kern w:val="2"/>
+              <w:sz w:val="24"/>
+              <w:szCs w:val="24"/>
+              <w:lang w:eastAsia="pt-PT"/>
+              <w14:ligatures w14:val="standardContextual"/>
             </w:rPr>
           </w:pPr>
-          <w:hyperlink w:anchor="_Toc16687401" w:history="1">
+          <w:hyperlink w:anchor="_Toc190699230" w:history="1">
             <w:r>
               <w:rPr>
-                <w:rStyle w:val="Hyperlink"/>
+                <w:rStyle w:val="Hiperligao"/>
                 <w:noProof/>
-                <w:lang w:val="fr-FR"/>
               </w:rPr>
               <w:t>6.</w:t>
             </w:r>
@@ -1371,19 +1286,20 @@
                 <w:rFonts w:asciiTheme="minorHAnsi" w:eastAsiaTheme="minorEastAsia" w:hAnsiTheme="minorHAnsi" w:cstheme="minorBidi"/>
                 <w:smallCaps w:val="0"/>
                 <w:noProof/>
-                <w:sz w:val="22"/>
-                <w:szCs w:val="22"/>
-                <w:lang w:eastAsia="en-US"/>
+                <w:kern w:val="2"/>
+                <w:sz w:val="24"/>
+                <w:szCs w:val="24"/>
+                <w:lang w:eastAsia="pt-PT"/>
+                <w14:ligatures w14:val="standardContextual"/>
               </w:rPr>
               <w:tab/>
             </w:r>
             <w:r>
               <w:rPr>
-                <w:rStyle w:val="Hyperlink"/>
+                <w:rStyle w:val="Hiperligao"/>
                 <w:noProof/>
-                <w:lang w:val="fr-FR" w:eastAsia="en-GB" w:bidi="en-GB"/>
               </w:rPr>
-              <w:t>Processors</w:t>
+              <w:t>Processadores</w:t>
             </w:r>
             <w:r>
               <w:rPr>
@@ -1404,7 +1320,7 @@
                 <w:noProof/>
                 <w:webHidden/>
               </w:rPr>
-              <w:instrText xml:space="preserve"> PAGEREF _Toc16687401 \h </w:instrText>
+              <w:instrText xml:space="preserve"> PAGEREF _Toc190699230 \h </w:instrText>
             </w:r>
             <w:r>
               <w:rPr>
@@ -1440,14 +1356,12 @@
             <w:rPr>
               <w:b/>
               <w:bCs/>
-              <w:noProof/>
             </w:rPr>
           </w:pPr>
           <w:r>
             <w:rPr>
               <w:b/>
               <w:bCs/>
-              <w:noProof/>
             </w:rPr>
             <w:fldChar w:fldCharType="end"/>
           </w:r>
@@ -1465,72 +1379,19 @@
           <w:bCs/>
           <w:sz w:val="24"/>
           <w:szCs w:val="24"/>
-          <w:lang w:val="fr-FR" w:eastAsia="en-GB" w:bidi="en-GB"/>
+          <w:lang w:eastAsia="en-GB" w:bidi="en-GB"/>
         </w:rPr>
       </w:pPr>
       <w:r>
         <w:rPr>
-          <w:lang w:val="fr-FR" w:eastAsia="en-GB" w:bidi="en-GB"/>
+          <w:lang w:eastAsia="en-GB" w:bidi="en-GB"/>
         </w:rPr>
         <w:br w:type="page"/>
       </w:r>
     </w:p>
     <w:p>
       <w:pPr>
-        <w:pStyle w:val="Heading2"/>
-        <w:numPr>
-          <w:ilvl w:val="0"/>
-          <w:numId w:val="11"/>
-        </w:numPr>
-        <w:ind w:left="284"/>
-        <w:rPr>
-          <w:lang w:val="fr-FR" w:eastAsia="en-GB" w:bidi="en-GB"/>
-        </w:rPr>
-      </w:pPr>
-      <w:bookmarkStart w:id="9" w:name="_Toc16687396"/>
-      <w:r>
-        <w:rPr>
-          <w:lang w:val="fr-FR" w:eastAsia="en-GB" w:bidi="en-GB"/>
-        </w:rPr>
-        <w:lastRenderedPageBreak/>
-        <w:t>Description</w:t>
-      </w:r>
-      <w:bookmarkEnd w:id="9"/>
-    </w:p>
-    <w:p>
-      <w:r>
-        <w:t>${TABLE_RECORD_INFORMATION}</w:t>
-      </w:r>
-    </w:p>
-    <w:p>
-      <w:pPr>
-        <w:pStyle w:val="Heading2"/>
-        <w:numPr>
-          <w:ilvl w:val="0"/>
-          <w:numId w:val="11"/>
-        </w:numPr>
-        <w:ind w:left="284"/>
-        <w:rPr>
-          <w:lang w:val="fr-FR" w:eastAsia="en-GB" w:bidi="en-GB"/>
-        </w:rPr>
-      </w:pPr>
-      <w:bookmarkStart w:id="10" w:name="_Toc16687397"/>
-      <w:r>
-        <w:rPr>
-          <w:lang w:val="fr-FR" w:eastAsia="en-GB" w:bidi="en-GB"/>
-        </w:rPr>
-        <w:t>Acteurs</w:t>
-      </w:r>
-      <w:bookmarkEnd w:id="10"/>
-    </w:p>
-    <w:p>
-      <w:r>
-        <w:t>${TABLE_RECORD_ACTORS}</w:t>
-      </w:r>
-    </w:p>
-    <w:p>
-      <w:pPr>
-        <w:pStyle w:val="Heading2"/>
+        <w:pStyle w:val="Ttulo2"/>
         <w:numPr>
           <w:ilvl w:val="0"/>
           <w:numId w:val="11"/>
@@ -1540,131 +1401,124 @@
           <w:lang w:eastAsia="en-GB" w:bidi="en-GB"/>
         </w:rPr>
       </w:pPr>
-      <w:bookmarkStart w:id="11" w:name="_Toc16687398"/>
-      <w:r>
-        <w:rPr>
-          <w:lang w:eastAsia="en-GB" w:bidi="en-GB"/>
-        </w:rPr>
-        <w:t>Categories of data subjects and personal data</w:t>
-      </w:r>
-      <w:bookmarkEnd w:id="11"/>
-      <w:r>
-        <w:rPr>
-          <w:lang w:eastAsia="en-GB" w:bidi="en-GB"/>
-        </w:rPr>
-        <w:t xml:space="preserve"> </w:t>
-      </w:r>
+      <w:bookmarkStart w:id="8" w:name="_Toc190699225"/>
+      <w:r>
+        <w:lastRenderedPageBreak/>
+        <w:t>Descrição</w:t>
+      </w:r>
+      <w:bookmarkEnd w:id="8"/>
     </w:p>
     <w:p>
       <w:r>
-        <w:t>${TABLE_RECORD_PERSONAL_DATA}</w:t>
+        <w:t>${TABLE_RECORD_INFORMATION}</w:t>
       </w:r>
     </w:p>
     <w:p>
       <w:pPr>
-        <w:pStyle w:val="Heading2"/>
+        <w:pStyle w:val="Ttulo2"/>
         <w:numPr>
           <w:ilvl w:val="0"/>
           <w:numId w:val="11"/>
         </w:numPr>
         <w:ind w:left="284"/>
         <w:rPr>
-          <w:lang w:val="fr-FR"/>
+          <w:lang w:eastAsia="en-GB" w:bidi="en-GB"/>
         </w:rPr>
       </w:pPr>
-      <w:bookmarkStart w:id="12" w:name="_Toc16687399"/>
-      <w:proofErr w:type="spellStart"/>
-      <w:r>
-        <w:rPr>
-          <w:lang w:val="fr-FR" w:eastAsia="en-GB" w:bidi="en-GB"/>
-        </w:rPr>
-        <w:t>Recipients</w:t>
-      </w:r>
-      <w:bookmarkEnd w:id="12"/>
-      <w:proofErr w:type="spellEnd"/>
-      <w:r>
-        <w:rPr>
-          <w:lang w:val="fr-FR"/>
-        </w:rPr>
-        <w:t xml:space="preserve"> </w:t>
-      </w:r>
+      <w:bookmarkStart w:id="9" w:name="_Toc190699226"/>
+      <w:r>
+        <w:t>Intervenientes</w:t>
+      </w:r>
+      <w:bookmarkEnd w:id="9"/>
     </w:p>
     <w:p>
-      <w:pPr>
-        <w:rPr>
-          <w:lang w:val="fr-FR"/>
-        </w:rPr>
-      </w:pPr>
-      <w:r>
-        <w:rPr>
-          <w:lang w:val="fr-FR"/>
-        </w:rPr>
-        <w:t>${TABLE_RECORD_RECIPIENTS} </w:t>
+      <w:r>
+        <w:t>${TABLE_RECORD_ACTORS}</w:t>
       </w:r>
     </w:p>
     <w:p>
       <w:pPr>
-        <w:pStyle w:val="Heading2"/>
+        <w:pStyle w:val="Ttulo2"/>
         <w:numPr>
           <w:ilvl w:val="0"/>
           <w:numId w:val="11"/>
         </w:numPr>
         <w:ind w:left="284"/>
         <w:rPr>
-          <w:lang w:val="fr-FR"/>
+          <w:lang w:eastAsia="en-GB" w:bidi="en-GB"/>
         </w:rPr>
       </w:pPr>
-      <w:bookmarkStart w:id="13" w:name="_Toc16687400"/>
-      <w:r>
-        <w:rPr>
-          <w:lang w:val="fr-FR"/>
-        </w:rPr>
-        <w:t xml:space="preserve">International </w:t>
-      </w:r>
-      <w:proofErr w:type="spellStart"/>
-      <w:r>
-        <w:rPr>
-          <w:lang w:val="fr-FR"/>
-        </w:rPr>
-        <w:t>transfers</w:t>
-      </w:r>
-      <w:bookmarkEnd w:id="13"/>
-      <w:proofErr w:type="spellEnd"/>
+      <w:bookmarkStart w:id="10" w:name="_Toc190699227"/>
+      <w:r>
+        <w:t>Categorias de titulares de dados e dados pessoais</w:t>
+      </w:r>
+      <w:bookmarkEnd w:id="10"/>
+      <w:r>
+        <w:t xml:space="preserve"> </w:t>
+      </w:r>
     </w:p>
     <w:p>
-      <w:pPr>
-        <w:rPr>
-          <w:lang w:val="fr-FR"/>
-        </w:rPr>
-      </w:pPr>
-      <w:r>
-        <w:rPr>
-          <w:lang w:val="fr-FR"/>
-        </w:rPr>
-        <w:t>${TABLE_RECORD_INTERNATIONAL_TRANSFERS} </w:t>
+      <w:r>
+        <w:t>${TABLE_RECORD_PERSONAL_DATA}</w:t>
       </w:r>
     </w:p>
     <w:p>
       <w:pPr>
-        <w:pStyle w:val="Heading2"/>
+        <w:pStyle w:val="Ttulo2"/>
         <w:numPr>
           <w:ilvl w:val="0"/>
           <w:numId w:val="11"/>
         </w:numPr>
         <w:ind w:left="284"/>
-        <w:rPr>
-          <w:lang w:val="fr-FR"/>
-        </w:rPr>
-      </w:pPr>
-      <w:bookmarkStart w:id="14" w:name="_Toc16687401"/>
-      <w:r>
-        <w:rPr>
-          <w:bCs w:val="0"/>
-          <w:lang w:val="fr-FR" w:eastAsia="en-GB" w:bidi="en-GB"/>
-        </w:rPr>
-        <w:t>Processors</w:t>
-      </w:r>
-      <w:bookmarkEnd w:id="14"/>
+      </w:pPr>
+      <w:bookmarkStart w:id="11" w:name="_Toc190699228"/>
+      <w:r>
+        <w:t>Destinatários</w:t>
+      </w:r>
+      <w:bookmarkEnd w:id="11"/>
+      <w:r>
+        <w:t xml:space="preserve"> </w:t>
+      </w:r>
+    </w:p>
+    <w:p>
+      <w:r>
+        <w:t>${TABLE_RECORD_RECIPIENTS} </w:t>
+      </w:r>
+    </w:p>
+    <w:p>
+      <w:pPr>
+        <w:pStyle w:val="Ttulo2"/>
+        <w:numPr>
+          <w:ilvl w:val="0"/>
+          <w:numId w:val="11"/>
+        </w:numPr>
+        <w:ind w:left="284"/>
+      </w:pPr>
+      <w:bookmarkStart w:id="12" w:name="_Toc190699229"/>
+      <w:r>
+        <w:t>Transferências internacionais</w:t>
+      </w:r>
+      <w:bookmarkEnd w:id="12"/>
+    </w:p>
+    <w:p>
+      <w:r>
+        <w:t>${TABLE_RECORD_INTERNATIONAL_TRANSFERS} </w:t>
+      </w:r>
+    </w:p>
+    <w:p>
+      <w:pPr>
+        <w:pStyle w:val="Ttulo2"/>
+        <w:numPr>
+          <w:ilvl w:val="0"/>
+          <w:numId w:val="11"/>
+        </w:numPr>
+        <w:ind w:left="284"/>
+      </w:pPr>
+      <w:bookmarkStart w:id="13" w:name="_Toc190699230"/>
+      <w:r>
+        <w:t>Processadores</w:t>
+      </w:r>
+      <w:bookmarkEnd w:id="13"/>
     </w:p>
     <w:p>
       <w:r>
@@ -1674,7 +1528,8 @@
     <w:sectPr>
       <w:headerReference w:type="default" r:id="rId10"/>
       <w:footerReference w:type="default" r:id="rId11"/>
-      <w:footerReference w:type="first" r:id="rId12"/>
+      <w:headerReference w:type="first" r:id="rId12"/>
+      <w:footerReference w:type="first" r:id="rId13"/>
       <w:pgSz w:w="11906" w:h="16838" w:code="9"/>
       <w:pgMar w:top="1440" w:right="1140" w:bottom="1140" w:left="431" w:header="561" w:footer="561" w:gutter="561"/>
       <w:cols w:space="708"/>
@@ -1686,7 +1541,7 @@
 </file>
 
 <file path=word/endnotes.xml><?xml version="1.0" encoding="utf-8"?>
-<w:endnotes xmlns:wpc="http://schemas.microsoft.com/office/word/2010/wordprocessingCanvas" xmlns:cx="http://schemas.microsoft.com/office/drawing/2014/chartex" xmlns:mc="http://schemas.openxmlformats.org/markup-compatibility/2006" xmlns:o="urn:schemas-microsoft-com:office:office" xmlns:r="http://schemas.openxmlformats.org/officeDocument/2006/relationships" xmlns:m="http://schemas.openxmlformats.org/officeDocument/2006/math" xmlns:v="urn:schemas-microsoft-com:vml" xmlns:wp14="http://schemas.microsoft.com/office/word/2010/wordprocessingDrawing" xmlns:wp="http://schemas.openxmlformats.org/drawingml/2006/wordprocessingDrawing" xmlns:w10="urn:schemas-microsoft-com:office:word" xmlns:w="http://schemas.openxmlformats.org/wordprocessingml/2006/main" xmlns:w14="http://schemas.microsoft.com/office/word/2010/wordml" xmlns:w15="http://schemas.microsoft.com/office/word/2012/wordml" xmlns:w16se="http://schemas.microsoft.com/office/word/2015/wordml/symex" xmlns:wpg="http://schemas.microsoft.com/office/word/2010/wordprocessingGroup" xmlns:wpi="http://schemas.microsoft.com/office/word/2010/wordprocessingInk" xmlns:wne="http://schemas.microsoft.com/office/word/2006/wordml" xmlns:wps="http://schemas.microsoft.com/office/word/2010/wordprocessingShape" mc:Ignorable="w14 w15 w16se wp14">
+<w:endnotes xmlns:wpc="http://schemas.microsoft.com/office/word/2010/wordprocessingCanvas" xmlns:cx="http://schemas.microsoft.com/office/drawing/2014/chartex" xmlns:cx1="http://schemas.microsoft.com/office/drawing/2015/9/8/chartex" xmlns:cx2="http://schemas.microsoft.com/office/drawing/2015/10/21/chartex" xmlns:cx3="http://schemas.microsoft.com/office/drawing/2016/5/9/chartex" xmlns:cx4="http://schemas.microsoft.com/office/drawing/2016/5/10/chartex" xmlns:cx5="http://schemas.microsoft.com/office/drawing/2016/5/11/chartex" xmlns:cx6="http://schemas.microsoft.com/office/drawing/2016/5/12/chartex" xmlns:cx7="http://schemas.microsoft.com/office/drawing/2016/5/13/chartex" xmlns:cx8="http://schemas.microsoft.com/office/drawing/2016/5/14/chartex" xmlns:mc="http://schemas.openxmlformats.org/markup-compatibility/2006" xmlns:aink="http://schemas.microsoft.com/office/drawing/2016/ink" xmlns:am3d="http://schemas.microsoft.com/office/drawing/2017/model3d" xmlns:o="urn:schemas-microsoft-com:office:office" xmlns:oel="http://schemas.microsoft.com/office/2019/extlst" xmlns:r="http://schemas.openxmlformats.org/officeDocument/2006/relationships" xmlns:m="http://schemas.openxmlformats.org/officeDocument/2006/math" xmlns:v="urn:schemas-microsoft-com:vml" xmlns:wp14="http://schemas.microsoft.com/office/word/2010/wordprocessingDrawing" xmlns:wp="http://schemas.openxmlformats.org/drawingml/2006/wordprocessingDrawing" xmlns:w10="urn:schemas-microsoft-com:office:word" xmlns:w="http://schemas.openxmlformats.org/wordprocessingml/2006/main" xmlns:w14="http://schemas.microsoft.com/office/word/2010/wordml" xmlns:w15="http://schemas.microsoft.com/office/word/2012/wordml" xmlns:w16cex="http://schemas.microsoft.com/office/word/2018/wordml/cex" xmlns:w16cid="http://schemas.microsoft.com/office/word/2016/wordml/cid" xmlns:w16="http://schemas.microsoft.com/office/word/2018/wordml" xmlns:w16du="http://schemas.microsoft.com/office/word/2023/wordml/word16du" xmlns:w16sdtdh="http://schemas.microsoft.com/office/word/2020/wordml/sdtdatahash" xmlns:w16sdtfl="http://schemas.microsoft.com/office/word/2024/wordml/sdtformatlock" xmlns:w16se="http://schemas.microsoft.com/office/word/2015/wordml/symex" xmlns:wpg="http://schemas.microsoft.com/office/word/2010/wordprocessingGroup" xmlns:wpi="http://schemas.microsoft.com/office/word/2010/wordprocessingInk" xmlns:wne="http://schemas.microsoft.com/office/word/2006/wordml" xmlns:wps="http://schemas.microsoft.com/office/word/2010/wordprocessingShape" mc:Ignorable="w14 w15 w16se w16cid w16 w16cex w16sdtdh w16sdtfl w16du wp14">
   <w:endnote w:type="separator" w:id="-1">
     <w:p>
       <w:r>
@@ -1705,7 +1560,7 @@
 </file>
 
 <file path=word/footer1.xml><?xml version="1.0" encoding="utf-8"?>
-<w:ftr xmlns:wpc="http://schemas.microsoft.com/office/word/2010/wordprocessingCanvas" xmlns:cx="http://schemas.microsoft.com/office/drawing/2014/chartex" xmlns:mc="http://schemas.openxmlformats.org/markup-compatibility/2006" xmlns:o="urn:schemas-microsoft-com:office:office" xmlns:r="http://schemas.openxmlformats.org/officeDocument/2006/relationships" xmlns:m="http://schemas.openxmlformats.org/officeDocument/2006/math" xmlns:v="urn:schemas-microsoft-com:vml" xmlns:wp14="http://schemas.microsoft.com/office/word/2010/wordprocessingDrawing" xmlns:wp="http://schemas.openxmlformats.org/drawingml/2006/wordprocessingDrawing" xmlns:w10="urn:schemas-microsoft-com:office:word" xmlns:w="http://schemas.openxmlformats.org/wordprocessingml/2006/main" xmlns:w14="http://schemas.microsoft.com/office/word/2010/wordml" xmlns:w15="http://schemas.microsoft.com/office/word/2012/wordml" xmlns:w16se="http://schemas.microsoft.com/office/word/2015/wordml/symex" xmlns:wpg="http://schemas.microsoft.com/office/word/2010/wordprocessingGroup" xmlns:wpi="http://schemas.microsoft.com/office/word/2010/wordprocessingInk" xmlns:wne="http://schemas.microsoft.com/office/word/2006/wordml" xmlns:wps="http://schemas.microsoft.com/office/word/2010/wordprocessingShape" mc:Ignorable="w14 w15 w16se wp14">
+<w:ftr xmlns:wpc="http://schemas.microsoft.com/office/word/2010/wordprocessingCanvas" xmlns:cx="http://schemas.microsoft.com/office/drawing/2014/chartex" xmlns:cx1="http://schemas.microsoft.com/office/drawing/2015/9/8/chartex" xmlns:cx2="http://schemas.microsoft.com/office/drawing/2015/10/21/chartex" xmlns:cx3="http://schemas.microsoft.com/office/drawing/2016/5/9/chartex" xmlns:cx4="http://schemas.microsoft.com/office/drawing/2016/5/10/chartex" xmlns:cx5="http://schemas.microsoft.com/office/drawing/2016/5/11/chartex" xmlns:cx6="http://schemas.microsoft.com/office/drawing/2016/5/12/chartex" xmlns:cx7="http://schemas.microsoft.com/office/drawing/2016/5/13/chartex" xmlns:cx8="http://schemas.microsoft.com/office/drawing/2016/5/14/chartex" xmlns:mc="http://schemas.openxmlformats.org/markup-compatibility/2006" xmlns:aink="http://schemas.microsoft.com/office/drawing/2016/ink" xmlns:am3d="http://schemas.microsoft.com/office/drawing/2017/model3d" xmlns:o="urn:schemas-microsoft-com:office:office" xmlns:oel="http://schemas.microsoft.com/office/2019/extlst" xmlns:r="http://schemas.openxmlformats.org/officeDocument/2006/relationships" xmlns:m="http://schemas.openxmlformats.org/officeDocument/2006/math" xmlns:v="urn:schemas-microsoft-com:vml" xmlns:wp14="http://schemas.microsoft.com/office/word/2010/wordprocessingDrawing" xmlns:wp="http://schemas.openxmlformats.org/drawingml/2006/wordprocessingDrawing" xmlns:w10="urn:schemas-microsoft-com:office:word" xmlns:w="http://schemas.openxmlformats.org/wordprocessingml/2006/main" xmlns:w14="http://schemas.microsoft.com/office/word/2010/wordml" xmlns:w15="http://schemas.microsoft.com/office/word/2012/wordml" xmlns:w16cex="http://schemas.microsoft.com/office/word/2018/wordml/cex" xmlns:w16cid="http://schemas.microsoft.com/office/word/2016/wordml/cid" xmlns:w16="http://schemas.microsoft.com/office/word/2018/wordml" xmlns:w16du="http://schemas.microsoft.com/office/word/2023/wordml/word16du" xmlns:w16sdtdh="http://schemas.microsoft.com/office/word/2020/wordml/sdtdatahash" xmlns:w16sdtfl="http://schemas.microsoft.com/office/word/2024/wordml/sdtformatlock" xmlns:w16se="http://schemas.microsoft.com/office/word/2015/wordml/symex" xmlns:wpg="http://schemas.microsoft.com/office/word/2010/wordprocessingGroup" xmlns:wpi="http://schemas.microsoft.com/office/word/2010/wordprocessingInk" xmlns:wne="http://schemas.microsoft.com/office/word/2006/wordml" xmlns:wps="http://schemas.microsoft.com/office/word/2010/wordprocessingShape" mc:Ignorable="w14 w15 w16se w16cid w16 w16cex w16sdtdh w16sdtfl w16du wp14">
   <w:p>
     <w:pPr>
       <w:pStyle w:val="smile-footer"/>
@@ -1715,6 +1570,7 @@
         <w:i w:val="0"/>
         <w:color w:val="auto"/>
         <w:sz w:val="12"/>
+        <w:lang w:val="pt-PT"/>
       </w:rPr>
     </w:pPr>
   </w:p>
@@ -1725,83 +1581,14 @@
       <w:rPr>
         <w:i w:val="0"/>
         <w:color w:val="auto"/>
-      </w:rPr>
-    </w:pPr>
-    <w:r>
-      <w:rPr>
-        <w:i w:val="0"/>
-        <w:noProof/>
-        <w:color w:val="auto"/>
-        <w:lang w:val="en-US" w:eastAsia="en-US" w:bidi="ar-SA"/>
-      </w:rPr>
-      <w:drawing>
-        <wp:anchor distT="0" distB="0" distL="0" distR="0" simplePos="0" relativeHeight="251677696" behindDoc="0" locked="0" layoutInCell="1" allowOverlap="1" wp14:anchorId="61E6F9F6" wp14:editId="751037BE">
-          <wp:simplePos x="0" y="0"/>
-          <wp:positionH relativeFrom="column">
-            <wp:posOffset>-71120</wp:posOffset>
-          </wp:positionH>
-          <wp:positionV relativeFrom="paragraph">
-            <wp:posOffset>107950</wp:posOffset>
-          </wp:positionV>
-          <wp:extent cx="878400" cy="360000"/>
-          <wp:effectExtent l="0" t="0" r="0" b="2540"/>
-          <wp:wrapNone/>
-          <wp:docPr id="45" name="Picture 45"/>
-          <wp:cNvGraphicFramePr>
-            <a:graphicFrameLocks xmlns:a="http://schemas.openxmlformats.org/drawingml/2006/main" noChangeAspect="1"/>
-          </wp:cNvGraphicFramePr>
-          <a:graphic xmlns:a="http://schemas.openxmlformats.org/drawingml/2006/main">
-            <a:graphicData uri="http://schemas.openxmlformats.org/drawingml/2006/picture">
-              <pic:pic xmlns:pic="http://schemas.openxmlformats.org/drawingml/2006/picture">
-                <pic:nvPicPr>
-                  <pic:cNvPr id="0" name="Picture 19"/>
-                  <pic:cNvPicPr>
-                    <a:picLocks noChangeAspect="1" noChangeArrowheads="1"/>
-                  </pic:cNvPicPr>
-                </pic:nvPicPr>
-                <pic:blipFill>
-                  <a:blip r:embed="rId1" cstate="print">
-                    <a:extLst>
-                      <a:ext uri="{28A0092B-C50C-407E-A947-70E740481C1C}">
-                        <a14:useLocalDpi xmlns:a14="http://schemas.microsoft.com/office/drawing/2010/main" val="0"/>
-                      </a:ext>
-                    </a:extLst>
-                  </a:blip>
-                  <a:stretch>
-                    <a:fillRect/>
-                  </a:stretch>
-                </pic:blipFill>
-                <pic:spPr bwMode="auto">
-                  <a:xfrm>
-                    <a:off x="0" y="0"/>
-                    <a:ext cx="878400" cy="360000"/>
-                  </a:xfrm>
-                  <a:prstGeom prst="rect">
-                    <a:avLst/>
-                  </a:prstGeom>
-                  <a:solidFill>
-                    <a:srgbClr val="FFFFFF"/>
-                  </a:solidFill>
-                  <a:ln>
-                    <a:noFill/>
-                  </a:ln>
-                </pic:spPr>
-              </pic:pic>
-            </a:graphicData>
-          </a:graphic>
-          <wp14:sizeRelH relativeFrom="margin">
-            <wp14:pctWidth>0</wp14:pctWidth>
-          </wp14:sizeRelH>
-          <wp14:sizeRelV relativeFrom="margin">
-            <wp14:pctHeight>0</wp14:pctHeight>
-          </wp14:sizeRelV>
-        </wp:anchor>
-      </w:drawing>
-    </w:r>
+        <w:lang w:val="pt-PT"/>
+      </w:rPr>
+    </w:pPr>
     <w:r>
       <w:rPr>
         <w:i w:val="0"/>
         <w:color w:val="auto"/>
+        <w:lang w:val="pt-PT"/>
       </w:rPr>
       <w:br/>
     </w:r>
@@ -1809,6 +1596,7 @@
       <w:rPr>
         <w:i w:val="0"/>
         <w:color w:val="auto"/>
+        <w:lang w:val="pt-PT"/>
       </w:rPr>
       <w:tab/>
     </w:r>
@@ -1816,6 +1604,7 @@
       <w:rPr>
         <w:i w:val="0"/>
         <w:color w:val="auto"/>
+        <w:lang w:val="pt-PT"/>
       </w:rPr>
       <w:tab/>
     </w:r>
@@ -1823,6 +1612,7 @@
       <w:rPr>
         <w:i w:val="0"/>
         <w:color w:val="auto"/>
+        <w:lang w:val="pt-PT"/>
       </w:rPr>
       <w:tab/>
     </w:r>
@@ -1830,6 +1620,7 @@
       <w:rPr>
         <w:i w:val="0"/>
         <w:color w:val="auto"/>
+        <w:lang w:val="pt-PT"/>
       </w:rPr>
       <w:tab/>
     </w:r>
@@ -1837,6 +1628,7 @@
       <w:rPr>
         <w:i w:val="0"/>
         <w:color w:val="auto"/>
+        <w:lang w:val="pt-PT"/>
       </w:rPr>
       <w:tab/>
     </w:r>
@@ -1844,6 +1636,7 @@
       <w:rPr>
         <w:i w:val="0"/>
         <w:color w:val="auto"/>
+        <w:lang w:val="pt-PT"/>
       </w:rPr>
       <w:tab/>
     </w:r>
@@ -1851,6 +1644,7 @@
       <w:rPr>
         <w:i w:val="0"/>
         <w:color w:val="auto"/>
+        <w:lang w:val="pt-PT"/>
       </w:rPr>
       <w:tab/>
     </w:r>
@@ -1858,6 +1652,7 @@
       <w:rPr>
         <w:i w:val="0"/>
         <w:color w:val="auto"/>
+        <w:lang w:val="pt-PT"/>
       </w:rPr>
       <w:tab/>
     </w:r>
@@ -1865,6 +1660,7 @@
       <w:rPr>
         <w:i w:val="0"/>
         <w:color w:val="auto"/>
+        <w:lang w:val="pt-PT"/>
       </w:rPr>
       <w:tab/>
     </w:r>
@@ -1872,6 +1668,7 @@
       <w:rPr>
         <w:i w:val="0"/>
         <w:color w:val="auto"/>
+        <w:lang w:val="pt-PT"/>
       </w:rPr>
       <w:tab/>
     </w:r>
@@ -1879,6 +1676,7 @@
       <w:rPr>
         <w:i w:val="0"/>
         <w:color w:val="auto"/>
+        <w:lang w:val="pt-PT"/>
       </w:rPr>
       <w:tab/>
     </w:r>
@@ -1886,6 +1684,7 @@
       <w:rPr>
         <w:i w:val="0"/>
         <w:color w:val="auto"/>
+        <w:lang w:val="pt-PT"/>
       </w:rPr>
       <w:tab/>
     </w:r>
@@ -1894,6 +1693,7 @@
         <w:rFonts w:ascii="Century Schoolbook" w:hAnsi="Century Schoolbook"/>
         <w:i w:val="0"/>
         <w:color w:val="auto"/>
+        <w:lang w:val="pt-PT"/>
       </w:rPr>
       <w:fldChar w:fldCharType="begin"/>
     </w:r>
@@ -1902,6 +1702,7 @@
         <w:rFonts w:ascii="Century Schoolbook" w:hAnsi="Century Schoolbook"/>
         <w:i w:val="0"/>
         <w:color w:val="auto"/>
+        <w:lang w:val="pt-PT"/>
       </w:rPr>
       <w:instrText xml:space="preserve"> PAGE </w:instrText>
     </w:r>
@@ -1910,6 +1711,7 @@
         <w:rFonts w:ascii="Century Schoolbook" w:hAnsi="Century Schoolbook"/>
         <w:i w:val="0"/>
         <w:color w:val="auto"/>
+        <w:lang w:val="pt-PT"/>
       </w:rPr>
       <w:fldChar w:fldCharType="separate"/>
     </w:r>
@@ -1917,8 +1719,8 @@
       <w:rPr>
         <w:rFonts w:ascii="Century Schoolbook" w:hAnsi="Century Schoolbook"/>
         <w:i w:val="0"/>
-        <w:noProof/>
         <w:color w:val="auto"/>
+        <w:lang w:val="pt-PT"/>
       </w:rPr>
       <w:t>3</w:t>
     </w:r>
@@ -1927,6 +1729,7 @@
         <w:rFonts w:ascii="Century Schoolbook" w:hAnsi="Century Schoolbook"/>
         <w:i w:val="0"/>
         <w:color w:val="auto"/>
+        <w:lang w:val="pt-PT"/>
       </w:rPr>
       <w:fldChar w:fldCharType="end"/>
     </w:r>
@@ -1935,6 +1738,7 @@
         <w:rFonts w:ascii="Century Schoolbook" w:hAnsi="Century Schoolbook"/>
         <w:i w:val="0"/>
         <w:color w:val="auto"/>
+        <w:lang w:val="pt-PT"/>
       </w:rPr>
       <w:t>/</w:t>
     </w:r>
@@ -1943,6 +1747,7 @@
         <w:rFonts w:ascii="Century Schoolbook" w:hAnsi="Century Schoolbook"/>
         <w:i w:val="0"/>
         <w:color w:val="auto"/>
+        <w:lang w:val="pt-PT"/>
       </w:rPr>
       <w:fldChar w:fldCharType="begin"/>
     </w:r>
@@ -1951,6 +1756,7 @@
         <w:rFonts w:ascii="Century Schoolbook" w:hAnsi="Century Schoolbook"/>
         <w:i w:val="0"/>
         <w:color w:val="auto"/>
+        <w:lang w:val="pt-PT"/>
       </w:rPr>
       <w:instrText xml:space="preserve"> NUMPAGES \*Arabic </w:instrText>
     </w:r>
@@ -1959,6 +1765,7 @@
         <w:rFonts w:ascii="Century Schoolbook" w:hAnsi="Century Schoolbook"/>
         <w:i w:val="0"/>
         <w:color w:val="auto"/>
+        <w:lang w:val="pt-PT"/>
       </w:rPr>
       <w:fldChar w:fldCharType="separate"/>
     </w:r>
@@ -1966,8 +1773,8 @@
       <w:rPr>
         <w:rFonts w:ascii="Century Schoolbook" w:hAnsi="Century Schoolbook"/>
         <w:i w:val="0"/>
-        <w:noProof/>
         <w:color w:val="auto"/>
+        <w:lang w:val="pt-PT"/>
       </w:rPr>
       <w:t>3</w:t>
     </w:r>
@@ -1976,6 +1783,7 @@
         <w:rFonts w:ascii="Century Schoolbook" w:hAnsi="Century Schoolbook"/>
         <w:i w:val="0"/>
         <w:color w:val="auto"/>
+        <w:lang w:val="pt-PT"/>
       </w:rPr>
       <w:fldChar w:fldCharType="end"/>
     </w:r>
@@ -1985,7 +1793,7 @@
 </file>
 
 <file path=word/footer2.xml><?xml version="1.0" encoding="utf-8"?>
-<w:ftr xmlns:wpc="http://schemas.microsoft.com/office/word/2010/wordprocessingCanvas" xmlns:cx="http://schemas.microsoft.com/office/drawing/2014/chartex" xmlns:mc="http://schemas.openxmlformats.org/markup-compatibility/2006" xmlns:o="urn:schemas-microsoft-com:office:office" xmlns:r="http://schemas.openxmlformats.org/officeDocument/2006/relationships" xmlns:m="http://schemas.openxmlformats.org/officeDocument/2006/math" xmlns:v="urn:schemas-microsoft-com:vml" xmlns:wp14="http://schemas.microsoft.com/office/word/2010/wordprocessingDrawing" xmlns:wp="http://schemas.openxmlformats.org/drawingml/2006/wordprocessingDrawing" xmlns:w10="urn:schemas-microsoft-com:office:word" xmlns:w="http://schemas.openxmlformats.org/wordprocessingml/2006/main" xmlns:w14="http://schemas.microsoft.com/office/word/2010/wordml" xmlns:w15="http://schemas.microsoft.com/office/word/2012/wordml" xmlns:w16se="http://schemas.microsoft.com/office/word/2015/wordml/symex" xmlns:wpg="http://schemas.microsoft.com/office/word/2010/wordprocessingGroup" xmlns:wpi="http://schemas.microsoft.com/office/word/2010/wordprocessingInk" xmlns:wne="http://schemas.microsoft.com/office/word/2006/wordml" xmlns:wps="http://schemas.microsoft.com/office/word/2010/wordprocessingShape" mc:Ignorable="w14 w15 w16se wp14">
+<w:ftr xmlns:wpc="http://schemas.microsoft.com/office/word/2010/wordprocessingCanvas" xmlns:cx="http://schemas.microsoft.com/office/drawing/2014/chartex" xmlns:cx1="http://schemas.microsoft.com/office/drawing/2015/9/8/chartex" xmlns:cx2="http://schemas.microsoft.com/office/drawing/2015/10/21/chartex" xmlns:cx3="http://schemas.microsoft.com/office/drawing/2016/5/9/chartex" xmlns:cx4="http://schemas.microsoft.com/office/drawing/2016/5/10/chartex" xmlns:cx5="http://schemas.microsoft.com/office/drawing/2016/5/11/chartex" xmlns:cx6="http://schemas.microsoft.com/office/drawing/2016/5/12/chartex" xmlns:cx7="http://schemas.microsoft.com/office/drawing/2016/5/13/chartex" xmlns:cx8="http://schemas.microsoft.com/office/drawing/2016/5/14/chartex" xmlns:mc="http://schemas.openxmlformats.org/markup-compatibility/2006" xmlns:aink="http://schemas.microsoft.com/office/drawing/2016/ink" xmlns:am3d="http://schemas.microsoft.com/office/drawing/2017/model3d" xmlns:o="urn:schemas-microsoft-com:office:office" xmlns:oel="http://schemas.microsoft.com/office/2019/extlst" xmlns:r="http://schemas.openxmlformats.org/officeDocument/2006/relationships" xmlns:m="http://schemas.openxmlformats.org/officeDocument/2006/math" xmlns:v="urn:schemas-microsoft-com:vml" xmlns:wp14="http://schemas.microsoft.com/office/word/2010/wordprocessingDrawing" xmlns:wp="http://schemas.openxmlformats.org/drawingml/2006/wordprocessingDrawing" xmlns:w10="urn:schemas-microsoft-com:office:word" xmlns:w="http://schemas.openxmlformats.org/wordprocessingml/2006/main" xmlns:w14="http://schemas.microsoft.com/office/word/2010/wordml" xmlns:w15="http://schemas.microsoft.com/office/word/2012/wordml" xmlns:w16cex="http://schemas.microsoft.com/office/word/2018/wordml/cex" xmlns:w16cid="http://schemas.microsoft.com/office/word/2016/wordml/cid" xmlns:w16="http://schemas.microsoft.com/office/word/2018/wordml" xmlns:w16du="http://schemas.microsoft.com/office/word/2023/wordml/word16du" xmlns:w16sdtdh="http://schemas.microsoft.com/office/word/2020/wordml/sdtdatahash" xmlns:w16sdtfl="http://schemas.microsoft.com/office/word/2024/wordml/sdtformatlock" xmlns:w16se="http://schemas.microsoft.com/office/word/2015/wordml/symex" xmlns:wpg="http://schemas.microsoft.com/office/word/2010/wordprocessingGroup" xmlns:wpi="http://schemas.microsoft.com/office/word/2010/wordprocessingInk" xmlns:wne="http://schemas.microsoft.com/office/word/2006/wordml" xmlns:wps="http://schemas.microsoft.com/office/word/2010/wordprocessingShape" mc:Ignorable="w14 w15 w16se w16cid w16 w16cex w16sdtdh w16sdtfl w16du wp14">
   <w:p>
     <w:pPr>
       <w:pStyle w:val="smile-address"/>
@@ -1996,6 +1804,7 @@
       <w:rPr>
         <w:i w:val="0"/>
         <w:color w:val="auto"/>
+        <w:lang w:val="pt-PT"/>
       </w:rPr>
     </w:pPr>
   </w:p>
@@ -2003,7 +1812,7 @@
 </file>
 
 <file path=word/footnotes.xml><?xml version="1.0" encoding="utf-8"?>
-<w:footnotes xmlns:wpc="http://schemas.microsoft.com/office/word/2010/wordprocessingCanvas" xmlns:cx="http://schemas.microsoft.com/office/drawing/2014/chartex" xmlns:mc="http://schemas.openxmlformats.org/markup-compatibility/2006" xmlns:o="urn:schemas-microsoft-com:office:office" xmlns:r="http://schemas.openxmlformats.org/officeDocument/2006/relationships" xmlns:m="http://schemas.openxmlformats.org/officeDocument/2006/math" xmlns:v="urn:schemas-microsoft-com:vml" xmlns:wp14="http://schemas.microsoft.com/office/word/2010/wordprocessingDrawing" xmlns:wp="http://schemas.openxmlformats.org/drawingml/2006/wordprocessingDrawing" xmlns:w10="urn:schemas-microsoft-com:office:word" xmlns:w="http://schemas.openxmlformats.org/wordprocessingml/2006/main" xmlns:w14="http://schemas.microsoft.com/office/word/2010/wordml" xmlns:w15="http://schemas.microsoft.com/office/word/2012/wordml" xmlns:w16se="http://schemas.microsoft.com/office/word/2015/wordml/symex" xmlns:wpg="http://schemas.microsoft.com/office/word/2010/wordprocessingGroup" xmlns:wpi="http://schemas.microsoft.com/office/word/2010/wordprocessingInk" xmlns:wne="http://schemas.microsoft.com/office/word/2006/wordml" xmlns:wps="http://schemas.microsoft.com/office/word/2010/wordprocessingShape" mc:Ignorable="w14 w15 w16se wp14">
+<w:footnotes xmlns:wpc="http://schemas.microsoft.com/office/word/2010/wordprocessingCanvas" xmlns:cx="http://schemas.microsoft.com/office/drawing/2014/chartex" xmlns:cx1="http://schemas.microsoft.com/office/drawing/2015/9/8/chartex" xmlns:cx2="http://schemas.microsoft.com/office/drawing/2015/10/21/chartex" xmlns:cx3="http://schemas.microsoft.com/office/drawing/2016/5/9/chartex" xmlns:cx4="http://schemas.microsoft.com/office/drawing/2016/5/10/chartex" xmlns:cx5="http://schemas.microsoft.com/office/drawing/2016/5/11/chartex" xmlns:cx6="http://schemas.microsoft.com/office/drawing/2016/5/12/chartex" xmlns:cx7="http://schemas.microsoft.com/office/drawing/2016/5/13/chartex" xmlns:cx8="http://schemas.microsoft.com/office/drawing/2016/5/14/chartex" xmlns:mc="http://schemas.openxmlformats.org/markup-compatibility/2006" xmlns:aink="http://schemas.microsoft.com/office/drawing/2016/ink" xmlns:am3d="http://schemas.microsoft.com/office/drawing/2017/model3d" xmlns:o="urn:schemas-microsoft-com:office:office" xmlns:oel="http://schemas.microsoft.com/office/2019/extlst" xmlns:r="http://schemas.openxmlformats.org/officeDocument/2006/relationships" xmlns:m="http://schemas.openxmlformats.org/officeDocument/2006/math" xmlns:v="urn:schemas-microsoft-com:vml" xmlns:wp14="http://schemas.microsoft.com/office/word/2010/wordprocessingDrawing" xmlns:wp="http://schemas.openxmlformats.org/drawingml/2006/wordprocessingDrawing" xmlns:w10="urn:schemas-microsoft-com:office:word" xmlns:w="http://schemas.openxmlformats.org/wordprocessingml/2006/main" xmlns:w14="http://schemas.microsoft.com/office/word/2010/wordml" xmlns:w15="http://schemas.microsoft.com/office/word/2012/wordml" xmlns:w16cex="http://schemas.microsoft.com/office/word/2018/wordml/cex" xmlns:w16cid="http://schemas.microsoft.com/office/word/2016/wordml/cid" xmlns:w16="http://schemas.microsoft.com/office/word/2018/wordml" xmlns:w16du="http://schemas.microsoft.com/office/word/2023/wordml/word16du" xmlns:w16sdtdh="http://schemas.microsoft.com/office/word/2020/wordml/sdtdatahash" xmlns:w16sdtfl="http://schemas.microsoft.com/office/word/2024/wordml/sdtformatlock" xmlns:w16se="http://schemas.microsoft.com/office/word/2015/wordml/symex" xmlns:wpg="http://schemas.microsoft.com/office/word/2010/wordprocessingGroup" xmlns:wpi="http://schemas.microsoft.com/office/word/2010/wordprocessingInk" xmlns:wne="http://schemas.microsoft.com/office/word/2006/wordml" xmlns:wps="http://schemas.microsoft.com/office/word/2010/wordprocessingShape" mc:Ignorable="w14 w15 w16se w16cid w16 w16cex w16sdtdh w16sdtfl w16du wp14">
   <w:footnote w:type="separator" w:id="-1">
     <w:p>
       <w:r>
@@ -2022,7 +1831,7 @@
 </file>
 
 <file path=word/header1.xml><?xml version="1.0" encoding="utf-8"?>
-<w:hdr xmlns:wpc="http://schemas.microsoft.com/office/word/2010/wordprocessingCanvas" xmlns:cx="http://schemas.microsoft.com/office/drawing/2014/chartex" xmlns:mc="http://schemas.openxmlformats.org/markup-compatibility/2006" xmlns:o="urn:schemas-microsoft-com:office:office" xmlns:r="http://schemas.openxmlformats.org/officeDocument/2006/relationships" xmlns:m="http://schemas.openxmlformats.org/officeDocument/2006/math" xmlns:v="urn:schemas-microsoft-com:vml" xmlns:wp14="http://schemas.microsoft.com/office/word/2010/wordprocessingDrawing" xmlns:wp="http://schemas.openxmlformats.org/drawingml/2006/wordprocessingDrawing" xmlns:w10="urn:schemas-microsoft-com:office:word" xmlns:w="http://schemas.openxmlformats.org/wordprocessingml/2006/main" xmlns:w14="http://schemas.microsoft.com/office/word/2010/wordml" xmlns:w15="http://schemas.microsoft.com/office/word/2012/wordml" xmlns:w16se="http://schemas.microsoft.com/office/word/2015/wordml/symex" xmlns:wpg="http://schemas.microsoft.com/office/word/2010/wordprocessingGroup" xmlns:wpi="http://schemas.microsoft.com/office/word/2010/wordprocessingInk" xmlns:wne="http://schemas.microsoft.com/office/word/2006/wordml" xmlns:wps="http://schemas.microsoft.com/office/word/2010/wordprocessingShape" mc:Ignorable="w14 w15 w16se wp14">
+<w:hdr xmlns:wpc="http://schemas.microsoft.com/office/word/2010/wordprocessingCanvas" xmlns:cx="http://schemas.microsoft.com/office/drawing/2014/chartex" xmlns:cx1="http://schemas.microsoft.com/office/drawing/2015/9/8/chartex" xmlns:cx2="http://schemas.microsoft.com/office/drawing/2015/10/21/chartex" xmlns:cx3="http://schemas.microsoft.com/office/drawing/2016/5/9/chartex" xmlns:cx4="http://schemas.microsoft.com/office/drawing/2016/5/10/chartex" xmlns:cx5="http://schemas.microsoft.com/office/drawing/2016/5/11/chartex" xmlns:cx6="http://schemas.microsoft.com/office/drawing/2016/5/12/chartex" xmlns:cx7="http://schemas.microsoft.com/office/drawing/2016/5/13/chartex" xmlns:cx8="http://schemas.microsoft.com/office/drawing/2016/5/14/chartex" xmlns:mc="http://schemas.openxmlformats.org/markup-compatibility/2006" xmlns:aink="http://schemas.microsoft.com/office/drawing/2016/ink" xmlns:am3d="http://schemas.microsoft.com/office/drawing/2017/model3d" xmlns:o="urn:schemas-microsoft-com:office:office" xmlns:oel="http://schemas.microsoft.com/office/2019/extlst" xmlns:r="http://schemas.openxmlformats.org/officeDocument/2006/relationships" xmlns:m="http://schemas.openxmlformats.org/officeDocument/2006/math" xmlns:v="urn:schemas-microsoft-com:vml" xmlns:wp14="http://schemas.microsoft.com/office/word/2010/wordprocessingDrawing" xmlns:wp="http://schemas.openxmlformats.org/drawingml/2006/wordprocessingDrawing" xmlns:w10="urn:schemas-microsoft-com:office:word" xmlns:w="http://schemas.openxmlformats.org/wordprocessingml/2006/main" xmlns:w14="http://schemas.microsoft.com/office/word/2010/wordml" xmlns:w15="http://schemas.microsoft.com/office/word/2012/wordml" xmlns:w16cex="http://schemas.microsoft.com/office/word/2018/wordml/cex" xmlns:w16cid="http://schemas.microsoft.com/office/word/2016/wordml/cid" xmlns:w16="http://schemas.microsoft.com/office/word/2018/wordml" xmlns:w16du="http://schemas.microsoft.com/office/word/2023/wordml/word16du" xmlns:w16sdtdh="http://schemas.microsoft.com/office/word/2020/wordml/sdtdatahash" xmlns:w16sdtfl="http://schemas.microsoft.com/office/word/2024/wordml/sdtformatlock" xmlns:w16se="http://schemas.microsoft.com/office/word/2015/wordml/symex" xmlns:wpg="http://schemas.microsoft.com/office/word/2010/wordprocessingGroup" xmlns:wpi="http://schemas.microsoft.com/office/word/2010/wordprocessingInk" xmlns:wne="http://schemas.microsoft.com/office/word/2006/wordml" xmlns:wps="http://schemas.microsoft.com/office/word/2010/wordprocessingShape" mc:Ignorable="w14 w15 w16se w16cid w16 w16cex w16sdtdh w16sdtfl w16du wp14">
   <w:tbl>
     <w:tblPr>
       <w:tblW w:w="9810" w:type="dxa"/>
@@ -2052,12 +1861,10 @@
             <w:jc w:val="left"/>
             <w:rPr>
               <w:sz w:val="18"/>
-              <w:lang w:val="fr-LU"/>
             </w:rPr>
           </w:pPr>
           <w:r>
             <w:rPr>
-              <w:noProof/>
               <w:sz w:val="18"/>
               <w:lang w:eastAsia="en-US"/>
             </w:rPr>
@@ -2126,7 +1933,6 @@
           <w:r>
             <w:rPr>
               <w:sz w:val="18"/>
-              <w:lang w:val="fr-LU"/>
             </w:rPr>
             <w:ptab w:relativeTo="margin" w:alignment="left" w:leader="none"/>
           </w:r>
@@ -2137,7 +1943,6 @@
             <w:jc w:val="center"/>
             <w:rPr>
               <w:sz w:val="18"/>
-              <w:lang w:val="fr-LU"/>
             </w:rPr>
           </w:pPr>
         </w:p>
@@ -2153,19 +1958,15 @@
             </w:tabs>
             <w:spacing w:after="0"/>
             <w:jc w:val="right"/>
-            <w:rPr>
-              <w:b/>
-              <w:sz w:val="16"/>
-              <w:lang w:val="fr-LU"/>
-            </w:rPr>
           </w:pPr>
           <w:r>
             <w:rPr>
               <w:b/>
+              <w:bCs/>
               <w:sz w:val="16"/>
-              <w:lang w:val="fr-LU"/>
+              <w:szCs w:val="16"/>
             </w:rPr>
-            <w:t>Version</w:t>
+            <w:t>Versão</w:t>
           </w:r>
         </w:p>
       </w:tc>
@@ -2187,14 +1988,12 @@
             <w:rPr>
               <w:sz w:val="16"/>
               <w:szCs w:val="16"/>
-              <w:lang w:val="fr-LU"/>
             </w:rPr>
           </w:pPr>
           <w:r>
             <w:rPr>
               <w:sz w:val="16"/>
               <w:szCs w:val="16"/>
-              <w:lang w:val="fr-LU"/>
             </w:rPr>
             <w:t>${VERSION}</w:t>
           </w:r>
@@ -2216,7 +2015,6 @@
             <w:jc w:val="center"/>
             <w:rPr>
               <w:sz w:val="18"/>
-              <w:lang w:val="fr-LU"/>
             </w:rPr>
           </w:pPr>
         </w:p>
@@ -2232,30 +2030,16 @@
             </w:tabs>
             <w:spacing w:after="0"/>
             <w:jc w:val="right"/>
-            <w:rPr>
-              <w:b/>
-              <w:sz w:val="16"/>
-              <w:lang w:val="fr-LU"/>
-            </w:rPr>
           </w:pPr>
           <w:r>
             <w:rPr>
               <w:b/>
+              <w:bCs/>
               <w:sz w:val="16"/>
-              <w:lang w:val="fr-LU"/>
+              <w:szCs w:val="16"/>
             </w:rPr>
-            <w:t xml:space="preserve">Document </w:t>
+            <w:t>Estado do documento</w:t>
           </w:r>
-          <w:proofErr w:type="spellStart"/>
-          <w:r>
-            <w:rPr>
-              <w:b/>
-              <w:sz w:val="16"/>
-              <w:lang w:val="fr-LU"/>
-            </w:rPr>
-            <w:t>status</w:t>
-          </w:r>
-          <w:proofErr w:type="spellEnd"/>
         </w:p>
       </w:tc>
       <w:tc>
@@ -2276,13 +2060,11 @@
             <w:rPr>
               <w:sz w:val="16"/>
               <w:szCs w:val="16"/>
-              <w:lang w:val="fr-LU"/>
             </w:rPr>
           </w:pPr>
           <w:r>
             <w:rPr>
               <w:sz w:val="16"/>
-              <w:lang w:val="fr-LU"/>
             </w:rPr>
             <w:t>${STATE}</w:t>
           </w:r>
@@ -2304,7 +2086,6 @@
             <w:jc w:val="center"/>
             <w:rPr>
               <w:sz w:val="18"/>
-              <w:lang w:val="fr-LU"/>
             </w:rPr>
           </w:pPr>
         </w:p>
@@ -2321,19 +2102,15 @@
             <w:spacing w:after="0"/>
             <w:ind w:left="-351"/>
             <w:jc w:val="right"/>
-            <w:rPr>
-              <w:b/>
-              <w:sz w:val="16"/>
-              <w:lang w:val="fr-LU"/>
-            </w:rPr>
           </w:pPr>
           <w:r>
             <w:rPr>
               <w:b/>
+              <w:bCs/>
               <w:sz w:val="16"/>
-              <w:lang w:val="fr-LU"/>
+              <w:szCs w:val="16"/>
             </w:rPr>
-            <w:t>Classification</w:t>
+            <w:t>Classificação</w:t>
           </w:r>
         </w:p>
       </w:tc>
@@ -2355,14 +2132,12 @@
             <w:rPr>
               <w:sz w:val="16"/>
               <w:szCs w:val="16"/>
-              <w:lang w:val="fr-LU"/>
             </w:rPr>
           </w:pPr>
           <w:r>
             <w:rPr>
               <w:sz w:val="16"/>
               <w:szCs w:val="16"/>
-              <w:lang w:val="fr-LU"/>
             </w:rPr>
             <w:t>${CLASSIFICATION}</w:t>
           </w:r>
@@ -2384,7 +2159,6 @@
             <w:jc w:val="center"/>
             <w:rPr>
               <w:sz w:val="18"/>
-              <w:lang w:val="fr-LU"/>
             </w:rPr>
           </w:pPr>
         </w:p>
@@ -2400,22 +2174,16 @@
             </w:tabs>
             <w:spacing w:after="0"/>
             <w:jc w:val="right"/>
-            <w:rPr>
-              <w:b/>
-              <w:sz w:val="16"/>
-              <w:lang w:val="fr-LU"/>
-            </w:rPr>
           </w:pPr>
-          <w:proofErr w:type="spellStart"/>
           <w:r>
             <w:rPr>
               <w:b/>
+              <w:bCs/>
               <w:sz w:val="16"/>
-              <w:lang w:val="fr-LU"/>
+              <w:szCs w:val="16"/>
             </w:rPr>
-            <w:t>Company</w:t>
+            <w:t>Empresa</w:t>
           </w:r>
-          <w:proofErr w:type="spellEnd"/>
         </w:p>
       </w:tc>
       <w:tc>
@@ -2436,24 +2204,14 @@
             <w:rPr>
               <w:sz w:val="16"/>
               <w:szCs w:val="16"/>
-              <w:lang w:val="fr-LU"/>
             </w:rPr>
           </w:pPr>
           <w:r>
             <w:rPr>
               <w:sz w:val="16"/>
               <w:szCs w:val="16"/>
-              <w:lang w:val="fr-LU"/>
             </w:rPr>
-            <w:t>${</w:t>
-          </w:r>
-          <w:r>
-            <w:rPr>
-              <w:sz w:val="16"/>
-              <w:szCs w:val="16"/>
-              <w:lang w:val="fr-LU"/>
-            </w:rPr>
-            <w:t>COMPANY}</w:t>
+            <w:t>${COMPANY}</w:t>
           </w:r>
         </w:p>
       </w:tc>
@@ -2473,7 +2231,6 @@
             <w:jc w:val="center"/>
             <w:rPr>
               <w:sz w:val="18"/>
-              <w:lang w:val="fr-LU"/>
             </w:rPr>
           </w:pPr>
         </w:p>
@@ -2489,30 +2246,16 @@
             </w:tabs>
             <w:spacing w:after="0"/>
             <w:jc w:val="right"/>
-            <w:rPr>
-              <w:b/>
-              <w:sz w:val="16"/>
-              <w:lang w:val="fr-LU"/>
-            </w:rPr>
           </w:pPr>
           <w:r>
             <w:rPr>
               <w:b/>
+              <w:bCs/>
               <w:sz w:val="16"/>
-              <w:lang w:val="fr-LU"/>
+              <w:szCs w:val="16"/>
             </w:rPr>
-            <w:t xml:space="preserve">Document </w:t>
+            <w:t>Nome do documento</w:t>
           </w:r>
-          <w:proofErr w:type="spellStart"/>
-          <w:r>
-            <w:rPr>
-              <w:b/>
-              <w:sz w:val="16"/>
-              <w:lang w:val="fr-LU"/>
-            </w:rPr>
-            <w:t>name</w:t>
-          </w:r>
-          <w:proofErr w:type="spellEnd"/>
         </w:p>
       </w:tc>
       <w:tc>
@@ -2533,14 +2276,12 @@
             <w:rPr>
               <w:sz w:val="16"/>
               <w:szCs w:val="16"/>
-              <w:lang w:val="de-CH"/>
             </w:rPr>
           </w:pPr>
           <w:r>
             <w:rPr>
               <w:sz w:val="16"/>
               <w:szCs w:val="16"/>
-              <w:lang w:val="de-CH"/>
             </w:rPr>
             <w:t>${DOCUMENT}</w:t>
           </w:r>
@@ -2558,8 +2299,70 @@
 </w:hdr>
 </file>
 
+<file path=word/header2.xml><?xml version="1.0" encoding="utf-8"?>
+<w:hdr xmlns:wpc="http://schemas.microsoft.com/office/word/2010/wordprocessingCanvas" xmlns:cx="http://schemas.microsoft.com/office/drawing/2014/chartex" xmlns:cx1="http://schemas.microsoft.com/office/drawing/2015/9/8/chartex" xmlns:cx2="http://schemas.microsoft.com/office/drawing/2015/10/21/chartex" xmlns:cx3="http://schemas.microsoft.com/office/drawing/2016/5/9/chartex" xmlns:cx4="http://schemas.microsoft.com/office/drawing/2016/5/10/chartex" xmlns:cx5="http://schemas.microsoft.com/office/drawing/2016/5/11/chartex" xmlns:cx6="http://schemas.microsoft.com/office/drawing/2016/5/12/chartex" xmlns:cx7="http://schemas.microsoft.com/office/drawing/2016/5/13/chartex" xmlns:cx8="http://schemas.microsoft.com/office/drawing/2016/5/14/chartex" xmlns:mc="http://schemas.openxmlformats.org/markup-compatibility/2006" xmlns:aink="http://schemas.microsoft.com/office/drawing/2016/ink" xmlns:am3d="http://schemas.microsoft.com/office/drawing/2017/model3d" xmlns:o="urn:schemas-microsoft-com:office:office" xmlns:oel="http://schemas.microsoft.com/office/2019/extlst" xmlns:r="http://schemas.openxmlformats.org/officeDocument/2006/relationships" xmlns:m="http://schemas.openxmlformats.org/officeDocument/2006/math" xmlns:v="urn:schemas-microsoft-com:vml" xmlns:wp14="http://schemas.microsoft.com/office/word/2010/wordprocessingDrawing" xmlns:wp="http://schemas.openxmlformats.org/drawingml/2006/wordprocessingDrawing" xmlns:w10="urn:schemas-microsoft-com:office:word" xmlns:w="http://schemas.openxmlformats.org/wordprocessingml/2006/main" xmlns:w14="http://schemas.microsoft.com/office/word/2010/wordml" xmlns:w15="http://schemas.microsoft.com/office/word/2012/wordml" xmlns:w16cex="http://schemas.microsoft.com/office/word/2018/wordml/cex" xmlns:w16cid="http://schemas.microsoft.com/office/word/2016/wordml/cid" xmlns:w16="http://schemas.microsoft.com/office/word/2018/wordml" xmlns:w16du="http://schemas.microsoft.com/office/word/2023/wordml/word16du" xmlns:w16sdtdh="http://schemas.microsoft.com/office/word/2020/wordml/sdtdatahash" xmlns:w16sdtfl="http://schemas.microsoft.com/office/word/2024/wordml/sdtformatlock" xmlns:w16se="http://schemas.microsoft.com/office/word/2015/wordml/symex" xmlns:wpg="http://schemas.microsoft.com/office/word/2010/wordprocessingGroup" xmlns:wpi="http://schemas.microsoft.com/office/word/2010/wordprocessingInk" xmlns:wne="http://schemas.microsoft.com/office/word/2006/wordml" xmlns:wps="http://schemas.microsoft.com/office/word/2010/wordprocessingShape" mc:Ignorable="w14 w15 w16se w16cid w16 w16cex w16sdtdh w16sdtfl w16du wp14">
+  <w:tbl>
+    <w:tblPr>
+      <w:tblW w:w="0" w:type="auto"/>
+      <w:tblLayout w:type="fixed"/>
+      <w:tblLook w:val="06A0" w:firstRow="1" w:lastRow="0" w:firstColumn="1" w:lastColumn="0" w:noHBand="1" w:noVBand="1"/>
+    </w:tblPr>
+    <w:tblGrid>
+      <w:gridCol w:w="3445"/>
+      <w:gridCol w:w="3445"/>
+      <w:gridCol w:w="3445"/>
+    </w:tblGrid>
+    <w:tr>
+      <w:trPr>
+        <w:trHeight w:val="300"/>
+      </w:trPr>
+      <w:tc>
+        <w:tcPr>
+          <w:tcW w:w="3445" w:type="dxa"/>
+        </w:tcPr>
+        <w:p>
+          <w:pPr>
+            <w:pStyle w:val="Cabealho"/>
+            <w:ind w:left="-115"/>
+            <w:jc w:val="left"/>
+          </w:pPr>
+        </w:p>
+      </w:tc>
+      <w:tc>
+        <w:tcPr>
+          <w:tcW w:w="3445" w:type="dxa"/>
+        </w:tcPr>
+        <w:p>
+          <w:pPr>
+            <w:pStyle w:val="Cabealho"/>
+            <w:jc w:val="center"/>
+          </w:pPr>
+        </w:p>
+      </w:tc>
+      <w:tc>
+        <w:tcPr>
+          <w:tcW w:w="3445" w:type="dxa"/>
+        </w:tcPr>
+        <w:p>
+          <w:pPr>
+            <w:pStyle w:val="Cabealho"/>
+            <w:ind w:right="-115"/>
+            <w:jc w:val="right"/>
+          </w:pPr>
+        </w:p>
+      </w:tc>
+    </w:tr>
+  </w:tbl>
+  <w:p>
+    <w:pPr>
+      <w:pStyle w:val="Cabealho"/>
+    </w:pPr>
+  </w:p>
+</w:hdr>
+</file>
+
 <file path=word/numbering.xml><?xml version="1.0" encoding="utf-8"?>
-<w:numbering xmlns:wpc="http://schemas.microsoft.com/office/word/2010/wordprocessingCanvas" xmlns:cx="http://schemas.microsoft.com/office/drawing/2014/chartex" xmlns:mc="http://schemas.openxmlformats.org/markup-compatibility/2006" xmlns:o="urn:schemas-microsoft-com:office:office" xmlns:r="http://schemas.openxmlformats.org/officeDocument/2006/relationships" xmlns:m="http://schemas.openxmlformats.org/officeDocument/2006/math" xmlns:v="urn:schemas-microsoft-com:vml" xmlns:wp14="http://schemas.microsoft.com/office/word/2010/wordprocessingDrawing" xmlns:wp="http://schemas.openxmlformats.org/drawingml/2006/wordprocessingDrawing" xmlns:w10="urn:schemas-microsoft-com:office:word" xmlns:w="http://schemas.openxmlformats.org/wordprocessingml/2006/main" xmlns:w14="http://schemas.microsoft.com/office/word/2010/wordml" xmlns:w15="http://schemas.microsoft.com/office/word/2012/wordml" xmlns:w16se="http://schemas.microsoft.com/office/word/2015/wordml/symex" xmlns:wpg="http://schemas.microsoft.com/office/word/2010/wordprocessingGroup" xmlns:wpi="http://schemas.microsoft.com/office/word/2010/wordprocessingInk" xmlns:wne="http://schemas.microsoft.com/office/word/2006/wordml" xmlns:wps="http://schemas.microsoft.com/office/word/2010/wordprocessingShape" mc:Ignorable="w14 w15 w16se wp14">
+<w:numbering xmlns:wpc="http://schemas.microsoft.com/office/word/2010/wordprocessingCanvas" xmlns:cx="http://schemas.microsoft.com/office/drawing/2014/chartex" xmlns:cx1="http://schemas.microsoft.com/office/drawing/2015/9/8/chartex" xmlns:cx2="http://schemas.microsoft.com/office/drawing/2015/10/21/chartex" xmlns:cx3="http://schemas.microsoft.com/office/drawing/2016/5/9/chartex" xmlns:cx4="http://schemas.microsoft.com/office/drawing/2016/5/10/chartex" xmlns:cx5="http://schemas.microsoft.com/office/drawing/2016/5/11/chartex" xmlns:cx6="http://schemas.microsoft.com/office/drawing/2016/5/12/chartex" xmlns:cx7="http://schemas.microsoft.com/office/drawing/2016/5/13/chartex" xmlns:cx8="http://schemas.microsoft.com/office/drawing/2016/5/14/chartex" xmlns:mc="http://schemas.openxmlformats.org/markup-compatibility/2006" xmlns:aink="http://schemas.microsoft.com/office/drawing/2016/ink" xmlns:am3d="http://schemas.microsoft.com/office/drawing/2017/model3d" xmlns:o="urn:schemas-microsoft-com:office:office" xmlns:oel="http://schemas.microsoft.com/office/2019/extlst" xmlns:r="http://schemas.openxmlformats.org/officeDocument/2006/relationships" xmlns:m="http://schemas.openxmlformats.org/officeDocument/2006/math" xmlns:v="urn:schemas-microsoft-com:vml" xmlns:wp14="http://schemas.microsoft.com/office/word/2010/wordprocessingDrawing" xmlns:wp="http://schemas.openxmlformats.org/drawingml/2006/wordprocessingDrawing" xmlns:w10="urn:schemas-microsoft-com:office:word" xmlns:w="http://schemas.openxmlformats.org/wordprocessingml/2006/main" xmlns:w14="http://schemas.microsoft.com/office/word/2010/wordml" xmlns:w15="http://schemas.microsoft.com/office/word/2012/wordml" xmlns:w16cex="http://schemas.microsoft.com/office/word/2018/wordml/cex" xmlns:w16cid="http://schemas.microsoft.com/office/word/2016/wordml/cid" xmlns:w16="http://schemas.microsoft.com/office/word/2018/wordml" xmlns:w16du="http://schemas.microsoft.com/office/word/2023/wordml/word16du" xmlns:w16sdtdh="http://schemas.microsoft.com/office/word/2020/wordml/sdtdatahash" xmlns:w16sdtfl="http://schemas.microsoft.com/office/word/2024/wordml/sdtformatlock" xmlns:w16se="http://schemas.microsoft.com/office/word/2015/wordml/symex" xmlns:wpg="http://schemas.microsoft.com/office/word/2010/wordprocessingGroup" xmlns:wpi="http://schemas.microsoft.com/office/word/2010/wordprocessingInk" xmlns:wne="http://schemas.microsoft.com/office/word/2006/wordml" xmlns:wps="http://schemas.microsoft.com/office/word/2010/wordprocessingShape" mc:Ignorable="w14 w15 w16se w16cid w16 w16cex w16sdtdh w16sdtfl w16du wp14">
   <w:abstractNum w:abstractNumId="0" w15:restartNumberingAfterBreak="0">
     <w:nsid w:val="181C0F99"/>
     <w:multiLevelType w:val="multilevel"/>
@@ -3726,37 +3529,37 @@
       </w:pPr>
     </w:lvl>
   </w:abstractNum>
-  <w:num w:numId="1">
+  <w:num w:numId="1" w16cid:durableId="942687552">
     <w:abstractNumId w:val="3"/>
   </w:num>
-  <w:num w:numId="2">
+  <w:num w:numId="2" w16cid:durableId="1844970255">
     <w:abstractNumId w:val="7"/>
   </w:num>
-  <w:num w:numId="3">
+  <w:num w:numId="3" w16cid:durableId="1331828289">
     <w:abstractNumId w:val="8"/>
   </w:num>
-  <w:num w:numId="4">
+  <w:num w:numId="4" w16cid:durableId="729810507">
     <w:abstractNumId w:val="6"/>
   </w:num>
-  <w:num w:numId="5">
+  <w:num w:numId="5" w16cid:durableId="844898485">
     <w:abstractNumId w:val="5"/>
   </w:num>
-  <w:num w:numId="6">
+  <w:num w:numId="6" w16cid:durableId="1996639293">
     <w:abstractNumId w:val="9"/>
   </w:num>
-  <w:num w:numId="7">
+  <w:num w:numId="7" w16cid:durableId="1927687262">
     <w:abstractNumId w:val="2"/>
   </w:num>
-  <w:num w:numId="8">
+  <w:num w:numId="8" w16cid:durableId="938223603">
     <w:abstractNumId w:val="3"/>
   </w:num>
-  <w:num w:numId="9">
+  <w:num w:numId="9" w16cid:durableId="196084359">
     <w:abstractNumId w:val="4"/>
   </w:num>
-  <w:num w:numId="10">
+  <w:num w:numId="10" w16cid:durableId="507839698">
     <w:abstractNumId w:val="0"/>
   </w:num>
-  <w:num w:numId="11">
+  <w:num w:numId="11" w16cid:durableId="1837846365">
     <w:abstractNumId w:val="1"/>
   </w:num>
   <w:numIdMacAtCleanup w:val="8"/>
@@ -3764,7 +3567,7 @@
 </file>
 
 <file path=word/styles.xml><?xml version="1.0" encoding="utf-8"?>
-<w:styles xmlns:mc="http://schemas.openxmlformats.org/markup-compatibility/2006" xmlns:r="http://schemas.openxmlformats.org/officeDocument/2006/relationships" xmlns:w="http://schemas.openxmlformats.org/wordprocessingml/2006/main" xmlns:w14="http://schemas.microsoft.com/office/word/2010/wordml" xmlns:w15="http://schemas.microsoft.com/office/word/2012/wordml" xmlns:w16se="http://schemas.microsoft.com/office/word/2015/wordml/symex" mc:Ignorable="w14 w15 w16se">
+<w:styles xmlns:mc="http://schemas.openxmlformats.org/markup-compatibility/2006" xmlns:r="http://schemas.openxmlformats.org/officeDocument/2006/relationships" xmlns:w="http://schemas.openxmlformats.org/wordprocessingml/2006/main" xmlns:w14="http://schemas.microsoft.com/office/word/2010/wordml" xmlns:w15="http://schemas.microsoft.com/office/word/2012/wordml" xmlns:w16cex="http://schemas.microsoft.com/office/word/2018/wordml/cex" xmlns:w16cid="http://schemas.microsoft.com/office/word/2016/wordml/cid" xmlns:w16="http://schemas.microsoft.com/office/word/2018/wordml" xmlns:w16du="http://schemas.microsoft.com/office/word/2023/wordml/word16du" xmlns:w16sdtdh="http://schemas.microsoft.com/office/word/2020/wordml/sdtdatahash" xmlns:w16sdtfl="http://schemas.microsoft.com/office/word/2024/wordml/sdtformatlock" xmlns:w16se="http://schemas.microsoft.com/office/word/2015/wordml/symex" mc:Ignorable="w14 w15 w16se w16cid w16 w16cex w16sdtdh w16sdtfl w16du">
   <w:docDefaults>
     <w:rPrDefault>
       <w:rPr>
@@ -3780,7 +3583,7 @@
       </w:pPr>
     </w:pPrDefault>
   </w:docDefaults>
-  <w:latentStyles w:defLockedState="0" w:defUIPriority="99" w:defSemiHidden="0" w:defUnhideWhenUsed="0" w:defQFormat="0" w:count="371">
+  <w:latentStyles w:defLockedState="0" w:defUIPriority="99" w:defSemiHidden="0" w:defUnhideWhenUsed="0" w:defQFormat="0" w:count="376">
     <w:lsdException w:name="Normal" w:uiPriority="0" w:qFormat="1"/>
     <w:lsdException w:name="heading 1" w:uiPriority="9" w:qFormat="1"/>
     <w:lsdException w:name="heading 2" w:semiHidden="1" w:uiPriority="0" w:unhideWhenUsed="1" w:qFormat="1"/>
@@ -4143,6 +3946,11 @@
     <w:lsdException w:name="List Table 5 Dark Accent 6" w:uiPriority="50"/>
     <w:lsdException w:name="List Table 6 Colorful Accent 6" w:uiPriority="51"/>
     <w:lsdException w:name="List Table 7 Colorful Accent 6" w:uiPriority="52"/>
+    <w:lsdException w:name="Mention" w:semiHidden="1" w:unhideWhenUsed="1"/>
+    <w:lsdException w:name="Smart Hyperlink" w:semiHidden="1" w:unhideWhenUsed="1"/>
+    <w:lsdException w:name="Hashtag" w:semiHidden="1" w:unhideWhenUsed="1"/>
+    <w:lsdException w:name="Unresolved Mention" w:semiHidden="1" w:unhideWhenUsed="1"/>
+    <w:lsdException w:name="Smart Link" w:semiHidden="1" w:unhideWhenUsed="1"/>
   </w:latentStyles>
   <w:style w:type="paragraph" w:default="1" w:styleId="Normal">
     <w:name w:val="Normal"/>
@@ -4155,15 +3963,15 @@
     </w:pPr>
     <w:rPr>
       <w:rFonts w:ascii="Century Schoolbook" w:hAnsi="Century Schoolbook" w:cs="Arial"/>
-      <w:lang w:val="en-US" w:eastAsia="fr-FR"/>
-    </w:rPr>
-  </w:style>
-  <w:style w:type="paragraph" w:styleId="Heading1">
+      <w:lang w:val="pt-PT" w:eastAsia="fr-FR"/>
+    </w:rPr>
+  </w:style>
+  <w:style w:type="paragraph" w:styleId="Ttulo1">
     <w:name w:val="heading 1"/>
     <w:aliases w:val="Titre1,Titre2,Chapter,CF6 - Titre 1"/>
     <w:basedOn w:val="Normal"/>
     <w:next w:val="Normal"/>
-    <w:link w:val="Heading1Char1"/>
+    <w:link w:val="Ttulo1Carter"/>
     <w:uiPriority w:val="9"/>
     <w:qFormat/>
     <w:rsid w:val="00AF0EFC"/>
@@ -4183,11 +3991,11 @@
       <w:szCs w:val="36"/>
     </w:rPr>
   </w:style>
-  <w:style w:type="paragraph" w:styleId="Heading2">
+  <w:style w:type="paragraph" w:styleId="Ttulo2">
     <w:name w:val="heading 2"/>
     <w:basedOn w:val="Normal"/>
     <w:next w:val="Normal"/>
-    <w:link w:val="Heading2Char"/>
+    <w:link w:val="Ttulo2Carter"/>
     <w:qFormat/>
     <w:rsid w:val="00032CE2"/>
     <w:pPr>
@@ -4205,11 +4013,11 @@
       <w:szCs w:val="24"/>
     </w:rPr>
   </w:style>
-  <w:style w:type="paragraph" w:styleId="Heading3">
+  <w:style w:type="paragraph" w:styleId="Ttulo3">
     <w:name w:val="heading 3"/>
     <w:basedOn w:val="Normal"/>
     <w:next w:val="Normal"/>
-    <w:link w:val="Heading3Char"/>
+    <w:link w:val="Ttulo3Carter"/>
     <w:uiPriority w:val="9"/>
     <w:qFormat/>
     <w:rsid w:val="007C1CE1"/>
@@ -4228,12 +4036,12 @@
       <w:szCs w:val="24"/>
     </w:rPr>
   </w:style>
-  <w:style w:type="paragraph" w:styleId="Heading4">
+  <w:style w:type="paragraph" w:styleId="Ttulo4">
     <w:name w:val="heading 4"/>
     <w:aliases w:val="H4,Heading 4 TLS"/>
     <w:basedOn w:val="Normal"/>
     <w:next w:val="Normal"/>
-    <w:link w:val="Heading4Char"/>
+    <w:link w:val="Ttulo4Carter"/>
     <w:uiPriority w:val="9"/>
     <w:qFormat/>
     <w:rsid w:val="00007B0B"/>
@@ -4251,12 +4059,12 @@
       <w:szCs w:val="24"/>
     </w:rPr>
   </w:style>
-  <w:style w:type="paragraph" w:styleId="Heading5">
+  <w:style w:type="paragraph" w:styleId="Ttulo5">
     <w:name w:val="heading 5"/>
     <w:aliases w:val="Titre5,E,heading 5"/>
     <w:basedOn w:val="Normal"/>
     <w:next w:val="Normal"/>
-    <w:link w:val="Heading5Char"/>
+    <w:link w:val="Ttulo5Carter"/>
     <w:qFormat/>
     <w:rsid w:val="008628ED"/>
     <w:pPr>
@@ -4279,11 +4087,11 @@
       <w:szCs w:val="24"/>
     </w:rPr>
   </w:style>
-  <w:style w:type="paragraph" w:styleId="Heading6">
+  <w:style w:type="paragraph" w:styleId="Ttulo6">
     <w:name w:val="heading 6"/>
     <w:basedOn w:val="Normal"/>
     <w:next w:val="Normal"/>
-    <w:link w:val="Heading6Char"/>
+    <w:link w:val="Ttulo6Carter"/>
     <w:qFormat/>
     <w:rsid w:val="00F81DB7"/>
     <w:pPr>
@@ -4299,11 +4107,11 @@
       <w:szCs w:val="24"/>
     </w:rPr>
   </w:style>
-  <w:style w:type="paragraph" w:styleId="Heading7">
+  <w:style w:type="paragraph" w:styleId="Ttulo7">
     <w:name w:val="heading 7"/>
     <w:basedOn w:val="Normal"/>
     <w:next w:val="Normal"/>
-    <w:link w:val="Heading7Char"/>
+    <w:link w:val="Ttulo7Carter"/>
     <w:qFormat/>
     <w:rsid w:val="007C1CE1"/>
     <w:pPr>
@@ -4322,11 +4130,11 @@
       <w:lang w:val="fr-FR"/>
     </w:rPr>
   </w:style>
-  <w:style w:type="paragraph" w:styleId="Heading8">
+  <w:style w:type="paragraph" w:styleId="Ttulo8">
     <w:name w:val="heading 8"/>
     <w:basedOn w:val="Normal"/>
     <w:next w:val="Normal"/>
-    <w:link w:val="Heading8Char"/>
+    <w:link w:val="Ttulo8Carter"/>
     <w:qFormat/>
     <w:rsid w:val="007C1CE1"/>
     <w:pPr>
@@ -4349,11 +4157,11 @@
       <w:lang w:val="fr-FR"/>
     </w:rPr>
   </w:style>
-  <w:style w:type="paragraph" w:styleId="Heading9">
+  <w:style w:type="paragraph" w:styleId="Ttulo9">
     <w:name w:val="heading 9"/>
     <w:basedOn w:val="Normal"/>
     <w:next w:val="Normal"/>
-    <w:link w:val="Heading9Char"/>
+    <w:link w:val="Ttulo9Carter"/>
     <w:qFormat/>
     <w:rsid w:val="007C1CE1"/>
     <w:pPr>
@@ -4372,13 +4180,13 @@
       <w:lang w:val="fr-FR"/>
     </w:rPr>
   </w:style>
-  <w:style w:type="character" w:default="1" w:styleId="DefaultParagraphFont">
+  <w:style w:type="character" w:default="1" w:styleId="Tipodeletrapredefinidodopargrafo">
     <w:name w:val="Default Paragraph Font"/>
     <w:uiPriority w:val="1"/>
     <w:semiHidden/>
     <w:unhideWhenUsed/>
   </w:style>
-  <w:style w:type="table" w:default="1" w:styleId="TableNormal">
+  <w:style w:type="table" w:default="1" w:styleId="Tabelanormal">
     <w:name w:val="Normal Table"/>
     <w:uiPriority w:val="99"/>
     <w:semiHidden/>
@@ -4393,17 +4201,17 @@
       </w:tblCellMar>
     </w:tblPr>
   </w:style>
-  <w:style w:type="numbering" w:default="1" w:styleId="NoList">
+  <w:style w:type="numbering" w:default="1" w:styleId="Semlista">
     <w:name w:val="No List"/>
     <w:uiPriority w:val="99"/>
     <w:semiHidden/>
     <w:unhideWhenUsed/>
   </w:style>
-  <w:style w:type="character" w:customStyle="1" w:styleId="Heading1Char1">
-    <w:name w:val="Heading 1 Char1"/>
-    <w:aliases w:val="Titre1 Char1,Titre2 Char1,Chapter Char1,CF6 - Titre 1 Char1"/>
-    <w:basedOn w:val="DefaultParagraphFont"/>
-    <w:link w:val="Heading1"/>
+  <w:style w:type="character" w:customStyle="1" w:styleId="Ttulo1Carter">
+    <w:name w:val="Título 1 Caráter"/>
+    <w:aliases w:val="Titre1 Caráter,Titre2 Caráter,Chapter Caráter,CF6 - Titre 1 Caráter"/>
+    <w:basedOn w:val="Tipodeletrapredefinidodopargrafo"/>
+    <w:link w:val="Ttulo1"/>
     <w:uiPriority w:val="9"/>
     <w:rsid w:val="00AF0EFC"/>
     <w:rPr>
@@ -4415,10 +4223,10 @@
       <w:lang w:val="en-US" w:eastAsia="fr-FR"/>
     </w:rPr>
   </w:style>
-  <w:style w:type="character" w:customStyle="1" w:styleId="Heading2Char">
-    <w:name w:val="Heading 2 Char"/>
-    <w:basedOn w:val="DefaultParagraphFont"/>
-    <w:link w:val="Heading2"/>
+  <w:style w:type="character" w:customStyle="1" w:styleId="Ttulo2Carter">
+    <w:name w:val="Título 2 Caráter"/>
+    <w:basedOn w:val="Tipodeletrapredefinidodopargrafo"/>
+    <w:link w:val="Ttulo2"/>
     <w:qFormat/>
     <w:rsid w:val="00032CE2"/>
     <w:rPr>
@@ -4430,10 +4238,10 @@
       <w:lang w:val="en-US" w:eastAsia="fr-FR"/>
     </w:rPr>
   </w:style>
-  <w:style w:type="character" w:customStyle="1" w:styleId="Heading3Char">
-    <w:name w:val="Heading 3 Char"/>
-    <w:basedOn w:val="DefaultParagraphFont"/>
-    <w:link w:val="Heading3"/>
+  <w:style w:type="character" w:customStyle="1" w:styleId="Ttulo3Carter">
+    <w:name w:val="Título 3 Caráter"/>
+    <w:basedOn w:val="Tipodeletrapredefinidodopargrafo"/>
+    <w:link w:val="Ttulo3"/>
     <w:uiPriority w:val="9"/>
     <w:rsid w:val="007C1CE1"/>
     <w:rPr>
@@ -4445,11 +4253,11 @@
       <w:lang w:val="en-US" w:eastAsia="fr-FR"/>
     </w:rPr>
   </w:style>
-  <w:style w:type="character" w:customStyle="1" w:styleId="Heading4Char">
-    <w:name w:val="Heading 4 Char"/>
-    <w:aliases w:val="H4 Char,Heading 4 TLS Char"/>
-    <w:basedOn w:val="DefaultParagraphFont"/>
-    <w:link w:val="Heading4"/>
+  <w:style w:type="character" w:customStyle="1" w:styleId="Ttulo4Carter">
+    <w:name w:val="Título 4 Caráter"/>
+    <w:aliases w:val="H4 Caráter,Heading 4 TLS Caráter"/>
+    <w:basedOn w:val="Tipodeletrapredefinidodopargrafo"/>
+    <w:link w:val="Ttulo4"/>
     <w:uiPriority w:val="9"/>
     <w:rsid w:val="00007B0B"/>
     <w:rPr>
@@ -4460,11 +4268,11 @@
       <w:lang w:val="en-US" w:eastAsia="fr-FR"/>
     </w:rPr>
   </w:style>
-  <w:style w:type="character" w:customStyle="1" w:styleId="Heading5Char">
-    <w:name w:val="Heading 5 Char"/>
-    <w:aliases w:val="Titre5 Char,E Char,heading 5 Char"/>
-    <w:basedOn w:val="DefaultParagraphFont"/>
-    <w:link w:val="Heading5"/>
+  <w:style w:type="character" w:customStyle="1" w:styleId="Ttulo5Carter">
+    <w:name w:val="Título 5 Caráter"/>
+    <w:aliases w:val="Titre5 Caráter,E Caráter,heading 5 Caráter"/>
+    <w:basedOn w:val="Tipodeletrapredefinidodopargrafo"/>
+    <w:link w:val="Ttulo5"/>
     <w:rsid w:val="008628ED"/>
     <w:rPr>
       <w:rFonts w:ascii="Arial" w:eastAsia="Times New Roman" w:hAnsi="Arial" w:cs="Times New Roman"/>
@@ -4477,10 +4285,10 @@
       <w:lang w:val="en-GB" w:eastAsia="ar-SA"/>
     </w:rPr>
   </w:style>
-  <w:style w:type="character" w:customStyle="1" w:styleId="Heading6Char">
-    <w:name w:val="Heading 6 Char"/>
-    <w:basedOn w:val="DefaultParagraphFont"/>
-    <w:link w:val="Heading6"/>
+  <w:style w:type="character" w:customStyle="1" w:styleId="Ttulo6Carter">
+    <w:name w:val="Título 6 Caráter"/>
+    <w:basedOn w:val="Tipodeletrapredefinidodopargrafo"/>
+    <w:link w:val="Ttulo6"/>
     <w:rsid w:val="00F81DB7"/>
     <w:rPr>
       <w:rFonts w:ascii="Arial" w:eastAsia="Times New Roman" w:hAnsi="Arial" w:cs="Times New Roman"/>
@@ -4489,10 +4297,10 @@
       <w:lang w:val="en-GB" w:eastAsia="ar-SA"/>
     </w:rPr>
   </w:style>
-  <w:style w:type="character" w:customStyle="1" w:styleId="Heading7Char">
-    <w:name w:val="Heading 7 Char"/>
-    <w:basedOn w:val="DefaultParagraphFont"/>
-    <w:link w:val="Heading7"/>
+  <w:style w:type="character" w:customStyle="1" w:styleId="Ttulo7Carter">
+    <w:name w:val="Título 7 Caráter"/>
+    <w:basedOn w:val="Tipodeletrapredefinidodopargrafo"/>
+    <w:link w:val="Ttulo7"/>
     <w:rsid w:val="007C1CE1"/>
     <w:rPr>
       <w:rFonts w:ascii="Century Schoolbook" w:eastAsia="Times New Roman" w:hAnsi="Century Schoolbook" w:cs="Times New Roman"/>
@@ -4503,10 +4311,10 @@
       <w:lang w:eastAsia="fr-FR"/>
     </w:rPr>
   </w:style>
-  <w:style w:type="character" w:customStyle="1" w:styleId="Heading8Char">
-    <w:name w:val="Heading 8 Char"/>
-    <w:basedOn w:val="DefaultParagraphFont"/>
-    <w:link w:val="Heading8"/>
+  <w:style w:type="character" w:customStyle="1" w:styleId="Ttulo8Carter">
+    <w:name w:val="Título 8 Caráter"/>
+    <w:basedOn w:val="Tipodeletrapredefinidodopargrafo"/>
+    <w:link w:val="Ttulo8"/>
     <w:rsid w:val="007C1CE1"/>
     <w:rPr>
       <w:rFonts w:ascii="Century Schoolbook" w:eastAsia="Times New Roman" w:hAnsi="Century Schoolbook" w:cs="Times New Roman"/>
@@ -4517,10 +4325,10 @@
       <w:lang w:eastAsia="fr-FR"/>
     </w:rPr>
   </w:style>
-  <w:style w:type="character" w:customStyle="1" w:styleId="Heading9Char">
-    <w:name w:val="Heading 9 Char"/>
-    <w:basedOn w:val="DefaultParagraphFont"/>
-    <w:link w:val="Heading9"/>
+  <w:style w:type="character" w:customStyle="1" w:styleId="Ttulo9Carter">
+    <w:name w:val="Título 9 Caráter"/>
+    <w:basedOn w:val="Tipodeletrapredefinidodopargrafo"/>
+    <w:link w:val="Ttulo9"/>
     <w:rsid w:val="007C1CE1"/>
     <w:rPr>
       <w:rFonts w:ascii="Century Schoolbook" w:eastAsia="Times New Roman" w:hAnsi="Century Schoolbook" w:cs="Times New Roman"/>
@@ -4532,23 +4340,23 @@
   </w:style>
   <w:style w:type="character" w:customStyle="1" w:styleId="apple-converted-space">
     <w:name w:val="apple-converted-space"/>
-    <w:basedOn w:val="DefaultParagraphFont"/>
+    <w:basedOn w:val="Tipodeletrapredefinidodopargrafo"/>
     <w:rsid w:val="007C1CE1"/>
   </w:style>
   <w:style w:type="character" w:customStyle="1" w:styleId="apple-style-span">
     <w:name w:val="apple-style-span"/>
-    <w:basedOn w:val="DefaultParagraphFont"/>
+    <w:basedOn w:val="Tipodeletrapredefinidodopargrafo"/>
     <w:rsid w:val="007C1CE1"/>
   </w:style>
   <w:style w:type="character" w:customStyle="1" w:styleId="b">
     <w:name w:val="b"/>
-    <w:basedOn w:val="DefaultParagraphFont"/>
+    <w:basedOn w:val="Tipodeletrapredefinidodopargrafo"/>
     <w:rsid w:val="007C1CE1"/>
   </w:style>
-  <w:style w:type="paragraph" w:styleId="BalloonText">
+  <w:style w:type="paragraph" w:styleId="Textodebalo">
     <w:name w:val="Balloon Text"/>
     <w:basedOn w:val="Normal"/>
-    <w:link w:val="BalloonTextChar"/>
+    <w:link w:val="TextodebaloCarter"/>
     <w:uiPriority w:val="99"/>
     <w:unhideWhenUsed/>
     <w:rsid w:val="007C1CE1"/>
@@ -4558,10 +4366,10 @@
       <w:szCs w:val="16"/>
     </w:rPr>
   </w:style>
-  <w:style w:type="character" w:customStyle="1" w:styleId="BalloonTextChar">
-    <w:name w:val="Balloon Text Char"/>
-    <w:basedOn w:val="DefaultParagraphFont"/>
-    <w:link w:val="BalloonText"/>
+  <w:style w:type="character" w:customStyle="1" w:styleId="TextodebaloCarter">
+    <w:name w:val="Texto de balão Caráter"/>
+    <w:basedOn w:val="Tipodeletrapredefinidodopargrafo"/>
+    <w:link w:val="Textodebalo"/>
     <w:uiPriority w:val="99"/>
     <w:rsid w:val="007C1CE1"/>
     <w:rPr>
@@ -4571,7 +4379,7 @@
       <w:lang w:val="en-GB" w:eastAsia="ar-SA"/>
     </w:rPr>
   </w:style>
-  <w:style w:type="paragraph" w:styleId="Bibliography">
+  <w:style w:type="paragraph" w:styleId="Bibliografia">
     <w:name w:val="Bibliography"/>
     <w:basedOn w:val="Normal"/>
     <w:next w:val="Normal"/>
@@ -4579,12 +4387,12 @@
     <w:unhideWhenUsed/>
     <w:rsid w:val="007C1CE1"/>
   </w:style>
-  <w:style w:type="paragraph" w:styleId="Caption">
+  <w:style w:type="paragraph" w:styleId="Legenda">
     <w:name w:val="caption"/>
     <w:aliases w:val="DNV-cap,DNV-cap1,DNV-cap2"/>
     <w:basedOn w:val="Normal"/>
     <w:next w:val="Normal"/>
-    <w:link w:val="CaptionChar"/>
+    <w:link w:val="LegendaCarter"/>
     <w:unhideWhenUsed/>
     <w:qFormat/>
     <w:rsid w:val="007C1CE1"/>
@@ -4619,9 +4427,9 @@
       <w:szCs w:val="24"/>
     </w:rPr>
   </w:style>
-  <w:style w:type="character" w:styleId="CommentReference">
+  <w:style w:type="character" w:styleId="Refdecomentrio">
     <w:name w:val="annotation reference"/>
-    <w:basedOn w:val="DefaultParagraphFont"/>
+    <w:basedOn w:val="Tipodeletrapredefinidodopargrafo"/>
     <w:uiPriority w:val="99"/>
     <w:rsid w:val="007C1CE1"/>
     <w:rPr>
@@ -4629,10 +4437,10 @@
       <w:szCs w:val="16"/>
     </w:rPr>
   </w:style>
-  <w:style w:type="paragraph" w:styleId="CommentText">
+  <w:style w:type="paragraph" w:styleId="Textodecomentrio">
     <w:name w:val="annotation text"/>
     <w:basedOn w:val="Normal"/>
-    <w:link w:val="CommentTextChar"/>
+    <w:link w:val="TextodecomentrioCarter"/>
     <w:uiPriority w:val="99"/>
     <w:rsid w:val="007C1CE1"/>
     <w:pPr>
@@ -4646,10 +4454,10 @@
       <w:lang w:eastAsia="en-GB"/>
     </w:rPr>
   </w:style>
-  <w:style w:type="character" w:customStyle="1" w:styleId="CommentTextChar">
-    <w:name w:val="Comment Text Char"/>
-    <w:basedOn w:val="DefaultParagraphFont"/>
-    <w:link w:val="CommentText"/>
+  <w:style w:type="character" w:customStyle="1" w:styleId="TextodecomentrioCarter">
+    <w:name w:val="Texto de comentário Caráter"/>
+    <w:basedOn w:val="Tipodeletrapredefinidodopargrafo"/>
+    <w:link w:val="Textodecomentrio"/>
     <w:uiPriority w:val="99"/>
     <w:rsid w:val="007C1CE1"/>
     <w:rPr>
@@ -4686,9 +4494,9 @@
       <w:b w:val="0"/>
     </w:rPr>
   </w:style>
-  <w:style w:type="character" w:styleId="Emphasis">
+  <w:style w:type="character" w:styleId="nfase">
     <w:name w:val="Emphasis"/>
-    <w:basedOn w:val="DefaultParagraphFont"/>
+    <w:basedOn w:val="Tipodeletrapredefinidodopargrafo"/>
     <w:uiPriority w:val="20"/>
     <w:qFormat/>
     <w:rsid w:val="007C1CE1"/>
@@ -4697,10 +4505,10 @@
       <w:iCs/>
     </w:rPr>
   </w:style>
-  <w:style w:type="paragraph" w:styleId="Footer">
+  <w:style w:type="paragraph" w:styleId="Rodap">
     <w:name w:val="footer"/>
     <w:basedOn w:val="Normal"/>
-    <w:link w:val="FooterChar"/>
+    <w:link w:val="RodapCarter"/>
     <w:uiPriority w:val="99"/>
     <w:unhideWhenUsed/>
     <w:rsid w:val="007C1CE1"/>
@@ -4711,10 +4519,10 @@
       </w:tabs>
     </w:pPr>
   </w:style>
-  <w:style w:type="character" w:customStyle="1" w:styleId="FooterChar">
-    <w:name w:val="Footer Char"/>
-    <w:basedOn w:val="DefaultParagraphFont"/>
-    <w:link w:val="Footer"/>
+  <w:style w:type="character" w:customStyle="1" w:styleId="RodapCarter">
+    <w:name w:val="Rodapé Caráter"/>
+    <w:basedOn w:val="Tipodeletrapredefinidodopargrafo"/>
+    <w:link w:val="Rodap"/>
     <w:uiPriority w:val="99"/>
     <w:rsid w:val="007C1CE1"/>
     <w:rPr>
@@ -4722,9 +4530,9 @@
       <w:lang w:val="en-GB" w:eastAsia="ar-SA"/>
     </w:rPr>
   </w:style>
-  <w:style w:type="character" w:styleId="FootnoteReference">
+  <w:style w:type="character" w:styleId="Refdenotaderodap">
     <w:name w:val="footnote reference"/>
-    <w:basedOn w:val="DefaultParagraphFont"/>
+    <w:basedOn w:val="Tipodeletrapredefinidodopargrafo"/>
     <w:uiPriority w:val="99"/>
     <w:semiHidden/>
     <w:unhideWhenUsed/>
@@ -4733,10 +4541,10 @@
       <w:vertAlign w:val="superscript"/>
     </w:rPr>
   </w:style>
-  <w:style w:type="paragraph" w:styleId="FootnoteText">
+  <w:style w:type="paragraph" w:styleId="Textodenotaderodap">
     <w:name w:val="footnote text"/>
     <w:basedOn w:val="Normal"/>
-    <w:link w:val="FootnoteTextChar"/>
+    <w:link w:val="TextodenotaderodapCarter"/>
     <w:uiPriority w:val="99"/>
     <w:unhideWhenUsed/>
     <w:rsid w:val="007C1CE1"/>
@@ -4748,10 +4556,10 @@
       <w:szCs w:val="20"/>
     </w:rPr>
   </w:style>
-  <w:style w:type="character" w:customStyle="1" w:styleId="FootnoteTextChar">
-    <w:name w:val="Footnote Text Char"/>
-    <w:basedOn w:val="DefaultParagraphFont"/>
-    <w:link w:val="FootnoteText"/>
+  <w:style w:type="character" w:customStyle="1" w:styleId="TextodenotaderodapCarter">
+    <w:name w:val="Texto de nota de rodapé Caráter"/>
+    <w:basedOn w:val="Tipodeletrapredefinidodopargrafo"/>
+    <w:link w:val="Textodenotaderodap"/>
     <w:uiPriority w:val="99"/>
     <w:rsid w:val="007C1CE1"/>
     <w:rPr>
@@ -4761,10 +4569,10 @@
       <w:lang w:val="en-GB" w:eastAsia="ar-SA"/>
     </w:rPr>
   </w:style>
-  <w:style w:type="paragraph" w:styleId="Header">
+  <w:style w:type="paragraph" w:styleId="Cabealho">
     <w:name w:val="header"/>
     <w:basedOn w:val="Normal"/>
-    <w:link w:val="HeaderChar"/>
+    <w:link w:val="CabealhoCarter"/>
     <w:unhideWhenUsed/>
     <w:rsid w:val="007C1CE1"/>
     <w:pPr>
@@ -4774,10 +4582,10 @@
       </w:tabs>
     </w:pPr>
   </w:style>
-  <w:style w:type="character" w:customStyle="1" w:styleId="HeaderChar">
-    <w:name w:val="Header Char"/>
-    <w:basedOn w:val="DefaultParagraphFont"/>
-    <w:link w:val="Header"/>
+  <w:style w:type="character" w:customStyle="1" w:styleId="CabealhoCarter">
+    <w:name w:val="Cabeçalho Caráter"/>
+    <w:basedOn w:val="Tipodeletrapredefinidodopargrafo"/>
+    <w:link w:val="Cabealho"/>
     <w:uiPriority w:val="99"/>
     <w:rsid w:val="007C1CE1"/>
     <w:rPr>
@@ -4785,7 +4593,7 @@
       <w:lang w:val="en-GB" w:eastAsia="ar-SA"/>
     </w:rPr>
   </w:style>
-  <w:style w:type="paragraph" w:customStyle="1" w:styleId="heading20">
+  <w:style w:type="paragraph" w:customStyle="1" w:styleId="heading2">
     <w:name w:val="heading2"/>
     <w:basedOn w:val="Normal"/>
     <w:next w:val="Normal"/>
@@ -4808,9 +4616,9 @@
       <w:lang w:eastAsia="de-DE"/>
     </w:rPr>
   </w:style>
-  <w:style w:type="character" w:styleId="Hyperlink">
+  <w:style w:type="character" w:styleId="Hiperligao">
     <w:name w:val="Hyperlink"/>
-    <w:basedOn w:val="DefaultParagraphFont"/>
+    <w:basedOn w:val="Tipodeletrapredefinidodopargrafo"/>
     <w:uiPriority w:val="99"/>
     <w:rsid w:val="007C1CE1"/>
     <w:rPr>
@@ -4819,7 +4627,7 @@
       <w:u w:val="single"/>
     </w:rPr>
   </w:style>
-  <w:style w:type="paragraph" w:styleId="ListParagraph">
+  <w:style w:type="paragraph" w:styleId="PargrafodaLista">
     <w:name w:val="List Paragraph"/>
     <w:basedOn w:val="Normal"/>
     <w:uiPriority w:val="34"/>
@@ -4880,9 +4688,9 @@
       <w:szCs w:val="24"/>
     </w:rPr>
   </w:style>
-  <w:style w:type="character" w:styleId="PlaceholderText">
+  <w:style w:type="character" w:styleId="TextodoMarcadordePosio">
     <w:name w:val="Placeholder Text"/>
-    <w:basedOn w:val="DefaultParagraphFont"/>
+    <w:basedOn w:val="Tipodeletrapredefinidodopargrafo"/>
     <w:uiPriority w:val="99"/>
     <w:semiHidden/>
     <w:rsid w:val="007C1CE1"/>
@@ -4915,9 +4723,9 @@
       <w:jc w:val="center"/>
     </w:pPr>
   </w:style>
-  <w:style w:type="table" w:styleId="TableGrid">
+  <w:style w:type="table" w:styleId="TabelacomGrelha">
     <w:name w:val="Table Grid"/>
-    <w:basedOn w:val="TableNormal"/>
+    <w:basedOn w:val="Tabelanormal"/>
     <w:uiPriority w:val="59"/>
     <w:rsid w:val="007C1CE1"/>
     <w:pPr>
@@ -4941,7 +4749,7 @@
       </w:tblBorders>
     </w:tblPr>
   </w:style>
-  <w:style w:type="paragraph" w:styleId="TableofFigures">
+  <w:style w:type="paragraph" w:styleId="ndicedeilustraes">
     <w:name w:val="table of figures"/>
     <w:basedOn w:val="Normal"/>
     <w:next w:val="Normal"/>
@@ -4952,11 +4760,11 @@
       <w:spacing w:after="0"/>
     </w:pPr>
   </w:style>
-  <w:style w:type="paragraph" w:styleId="Title">
+  <w:style w:type="paragraph" w:styleId="Ttulo">
     <w:name w:val="Title"/>
     <w:basedOn w:val="Normal"/>
     <w:next w:val="Normal"/>
-    <w:link w:val="TitleChar"/>
+    <w:link w:val="TtuloCarter"/>
     <w:qFormat/>
     <w:rsid w:val="007C1CE1"/>
     <w:pPr>
@@ -4975,10 +4783,10 @@
       <w:szCs w:val="32"/>
     </w:rPr>
   </w:style>
-  <w:style w:type="character" w:customStyle="1" w:styleId="TitleChar">
-    <w:name w:val="Title Char"/>
-    <w:basedOn w:val="DefaultParagraphFont"/>
-    <w:link w:val="Title"/>
+  <w:style w:type="character" w:customStyle="1" w:styleId="TtuloCarter">
+    <w:name w:val="Título Caráter"/>
+    <w:basedOn w:val="Tipodeletrapredefinidodopargrafo"/>
+    <w:link w:val="Ttulo"/>
     <w:rsid w:val="007C1CE1"/>
     <w:rPr>
       <w:rFonts w:ascii="Arial" w:eastAsia="Times New Roman" w:hAnsi="Arial" w:cs="Arial"/>
@@ -5011,7 +4819,7 @@
       <w:spacing w:before="240"/>
     </w:pPr>
   </w:style>
-  <w:style w:type="paragraph" w:styleId="TOC1">
+  <w:style w:type="paragraph" w:styleId="ndice1">
     <w:name w:val="toc 1"/>
     <w:basedOn w:val="Normal"/>
     <w:next w:val="Normal"/>
@@ -5030,7 +4838,7 @@
       <w:szCs w:val="20"/>
     </w:rPr>
   </w:style>
-  <w:style w:type="paragraph" w:styleId="TOC2">
+  <w:style w:type="paragraph" w:styleId="ndice2">
     <w:name w:val="toc 2"/>
     <w:basedOn w:val="Normal"/>
     <w:next w:val="Normal"/>
@@ -5048,7 +4856,7 @@
       <w:szCs w:val="20"/>
     </w:rPr>
   </w:style>
-  <w:style w:type="paragraph" w:styleId="TOC3">
+  <w:style w:type="paragraph" w:styleId="ndice3">
     <w:name w:val="toc 3"/>
     <w:basedOn w:val="Normal"/>
     <w:next w:val="Normal"/>
@@ -5069,7 +4877,7 @@
       <w:szCs w:val="20"/>
     </w:rPr>
   </w:style>
-  <w:style w:type="paragraph" w:styleId="TOC4">
+  <w:style w:type="paragraph" w:styleId="ndice4">
     <w:name w:val="toc 4"/>
     <w:basedOn w:val="Normal"/>
     <w:next w:val="Normal"/>
@@ -5087,7 +4895,7 @@
       <w:szCs w:val="18"/>
     </w:rPr>
   </w:style>
-  <w:style w:type="paragraph" w:styleId="TOC5">
+  <w:style w:type="paragraph" w:styleId="ndice5">
     <w:name w:val="toc 5"/>
     <w:basedOn w:val="Normal"/>
     <w:next w:val="Normal"/>
@@ -5105,7 +4913,7 @@
       <w:szCs w:val="18"/>
     </w:rPr>
   </w:style>
-  <w:style w:type="paragraph" w:styleId="TOC6">
+  <w:style w:type="paragraph" w:styleId="ndice6">
     <w:name w:val="toc 6"/>
     <w:basedOn w:val="Normal"/>
     <w:next w:val="Normal"/>
@@ -5123,7 +4931,7 @@
       <w:szCs w:val="18"/>
     </w:rPr>
   </w:style>
-  <w:style w:type="paragraph" w:styleId="TOC7">
+  <w:style w:type="paragraph" w:styleId="ndice7">
     <w:name w:val="toc 7"/>
     <w:basedOn w:val="Normal"/>
     <w:next w:val="Normal"/>
@@ -5142,7 +4950,7 @@
       <w:szCs w:val="18"/>
     </w:rPr>
   </w:style>
-  <w:style w:type="paragraph" w:styleId="TOC8">
+  <w:style w:type="paragraph" w:styleId="ndice8">
     <w:name w:val="toc 8"/>
     <w:basedOn w:val="Normal"/>
     <w:next w:val="Normal"/>
@@ -5161,7 +4969,7 @@
       <w:szCs w:val="18"/>
     </w:rPr>
   </w:style>
-  <w:style w:type="paragraph" w:styleId="TOC9">
+  <w:style w:type="paragraph" w:styleId="ndice9">
     <w:name w:val="toc 9"/>
     <w:basedOn w:val="Normal"/>
     <w:next w:val="Normal"/>
@@ -5180,9 +4988,9 @@
       <w:szCs w:val="18"/>
     </w:rPr>
   </w:style>
-  <w:style w:type="paragraph" w:styleId="TOCHeading">
+  <w:style w:type="paragraph" w:styleId="Cabealhodondice">
     <w:name w:val="TOC Heading"/>
-    <w:basedOn w:val="Heading1"/>
+    <w:basedOn w:val="Ttulo1"/>
     <w:next w:val="Normal"/>
     <w:uiPriority w:val="39"/>
     <w:unhideWhenUsed/>
@@ -5222,7 +5030,7 @@
   </w:style>
   <w:style w:type="character" w:customStyle="1" w:styleId="CELTICNormalCar">
     <w:name w:val="CELTIC Normal Car"/>
-    <w:basedOn w:val="DefaultParagraphFont"/>
+    <w:basedOn w:val="Tipodeletrapredefinidodopargrafo"/>
     <w:link w:val="CELTICNormal"/>
     <w:rsid w:val="005F2377"/>
     <w:rPr>
@@ -5254,8 +5062,8 @@
   </w:style>
   <w:style w:type="paragraph" w:customStyle="1" w:styleId="Biblio">
     <w:name w:val="Biblio"/>
-    <w:basedOn w:val="ListParagraph"/>
-    <w:next w:val="IntenseQuote"/>
+    <w:basedOn w:val="PargrafodaLista"/>
+    <w:next w:val="CitaoIntensa"/>
     <w:qFormat/>
     <w:rsid w:val="00C75FE2"/>
     <w:pPr>
@@ -5265,11 +5073,11 @@
       <w:contextualSpacing w:val="0"/>
     </w:pPr>
   </w:style>
-  <w:style w:type="paragraph" w:styleId="IntenseQuote">
+  <w:style w:type="paragraph" w:styleId="CitaoIntensa">
     <w:name w:val="Intense Quote"/>
     <w:basedOn w:val="Normal"/>
     <w:next w:val="Normal"/>
-    <w:link w:val="IntenseQuoteChar"/>
+    <w:link w:val="CitaoIntensaCarter"/>
     <w:uiPriority w:val="30"/>
     <w:qFormat/>
     <w:rsid w:val="006C2F1E"/>
@@ -5288,10 +5096,10 @@
       <w:color w:val="4F81BD" w:themeColor="accent1"/>
     </w:rPr>
   </w:style>
-  <w:style w:type="character" w:customStyle="1" w:styleId="IntenseQuoteChar">
-    <w:name w:val="Intense Quote Char"/>
-    <w:basedOn w:val="DefaultParagraphFont"/>
-    <w:link w:val="IntenseQuote"/>
+  <w:style w:type="character" w:customStyle="1" w:styleId="CitaoIntensaCarter">
+    <w:name w:val="Citação Intensa Caráter"/>
+    <w:basedOn w:val="Tipodeletrapredefinidodopargrafo"/>
+    <w:link w:val="CitaoIntensa"/>
     <w:uiPriority w:val="30"/>
     <w:rsid w:val="006C2F1E"/>
     <w:rPr>
@@ -5316,9 +5124,9 @@
       <w:bCs/>
     </w:rPr>
   </w:style>
-  <w:style w:type="character" w:styleId="IntenseEmphasis">
+  <w:style w:type="character" w:styleId="nfaseIntensa">
     <w:name w:val="Intense Emphasis"/>
-    <w:basedOn w:val="DefaultParagraphFont"/>
+    <w:basedOn w:val="Tipodeletrapredefinidodopargrafo"/>
     <w:uiPriority w:val="21"/>
     <w:qFormat/>
     <w:rsid w:val="00B94DB5"/>
@@ -5330,7 +5138,7 @@
       <w:color w:val="4F81BD" w:themeColor="accent1"/>
     </w:rPr>
   </w:style>
-  <w:style w:type="paragraph" w:styleId="NoSpacing">
+  <w:style w:type="paragraph" w:styleId="SemEspaamento">
     <w:name w:val="No Spacing"/>
     <w:uiPriority w:val="1"/>
     <w:qFormat/>
@@ -5345,11 +5153,11 @@
       <w:lang w:val="en-GB" w:eastAsia="ar-SA"/>
     </w:rPr>
   </w:style>
-  <w:style w:type="paragraph" w:styleId="Subtitle">
+  <w:style w:type="paragraph" w:styleId="Subttulo">
     <w:name w:val="Subtitle"/>
     <w:basedOn w:val="Normal"/>
     <w:next w:val="Normal"/>
-    <w:link w:val="SubtitleChar"/>
+    <w:link w:val="SubttuloCarter"/>
     <w:uiPriority w:val="11"/>
     <w:qFormat/>
     <w:rsid w:val="00B94DB5"/>
@@ -5369,10 +5177,10 @@
       <w:szCs w:val="24"/>
     </w:rPr>
   </w:style>
-  <w:style w:type="character" w:customStyle="1" w:styleId="SubtitleChar">
-    <w:name w:val="Subtitle Char"/>
-    <w:basedOn w:val="DefaultParagraphFont"/>
-    <w:link w:val="Subtitle"/>
+  <w:style w:type="character" w:customStyle="1" w:styleId="SubttuloCarter">
+    <w:name w:val="Subtítulo Caráter"/>
+    <w:basedOn w:val="Tipodeletrapredefinidodopargrafo"/>
+    <w:link w:val="Subttulo"/>
     <w:uiPriority w:val="11"/>
     <w:rsid w:val="00B94DB5"/>
     <w:rPr>
@@ -5386,9 +5194,9 @@
       <w:lang w:val="en-GB" w:eastAsia="ar-SA"/>
     </w:rPr>
   </w:style>
-  <w:style w:type="character" w:styleId="FollowedHyperlink">
+  <w:style w:type="character" w:styleId="Hiperligaovisitada">
     <w:name w:val="FollowedHyperlink"/>
-    <w:basedOn w:val="DefaultParagraphFont"/>
+    <w:basedOn w:val="Tipodeletrapredefinidodopargrafo"/>
     <w:uiPriority w:val="99"/>
     <w:semiHidden/>
     <w:unhideWhenUsed/>
@@ -5400,19 +5208,19 @@
   </w:style>
   <w:style w:type="character" w:customStyle="1" w:styleId="shorttext">
     <w:name w:val="short_text"/>
-    <w:basedOn w:val="DefaultParagraphFont"/>
+    <w:basedOn w:val="Tipodeletrapredefinidodopargrafo"/>
     <w:rsid w:val="00330F3A"/>
   </w:style>
   <w:style w:type="character" w:customStyle="1" w:styleId="longtext">
     <w:name w:val="long_text"/>
-    <w:basedOn w:val="DefaultParagraphFont"/>
+    <w:basedOn w:val="Tipodeletrapredefinidodopargrafo"/>
     <w:rsid w:val="00081749"/>
   </w:style>
-  <w:style w:type="paragraph" w:customStyle="1" w:styleId="Heading40">
+  <w:style w:type="paragraph" w:customStyle="1" w:styleId="Heading4">
     <w:name w:val="Heading4"/>
-    <w:basedOn w:val="Heading3"/>
+    <w:basedOn w:val="Ttulo3"/>
     <w:next w:val="Normal"/>
-    <w:link w:val="Heading4Char0"/>
+    <w:link w:val="Heading4Char"/>
     <w:qFormat/>
     <w:rsid w:val="001E1CD1"/>
     <w:pPr>
@@ -5429,10 +5237,10 @@
       <w:lang w:val="fr-FR"/>
     </w:rPr>
   </w:style>
-  <w:style w:type="character" w:customStyle="1" w:styleId="Heading4Char0">
+  <w:style w:type="character" w:customStyle="1" w:styleId="Heading4Char">
     <w:name w:val="Heading4 Char"/>
-    <w:basedOn w:val="Heading3Char"/>
-    <w:link w:val="Heading40"/>
+    <w:basedOn w:val="Ttulo3Carter"/>
+    <w:link w:val="Heading4"/>
     <w:rsid w:val="001E1CD1"/>
     <w:rPr>
       <w:rFonts w:ascii="Arial" w:eastAsia="Times New Roman" w:hAnsi="Arial" w:cs="URWPalladioL-Bold"/>
@@ -5445,7 +5253,7 @@
   </w:style>
   <w:style w:type="character" w:customStyle="1" w:styleId="mediumtext">
     <w:name w:val="medium_text"/>
-    <w:basedOn w:val="DefaultParagraphFont"/>
+    <w:basedOn w:val="Tipodeletrapredefinidodopargrafo"/>
     <w:rsid w:val="005F2377"/>
   </w:style>
   <w:style w:type="paragraph" w:customStyle="1" w:styleId="Normal30">
@@ -5485,10 +5293,10 @@
       <w:lang w:val="en-US"/>
     </w:rPr>
   </w:style>
-  <w:style w:type="paragraph" w:styleId="BodyText2">
+  <w:style w:type="paragraph" w:styleId="Corpodetexto2">
     <w:name w:val="Body Text 2"/>
     <w:basedOn w:val="Normal"/>
-    <w:link w:val="BodyText2Char"/>
+    <w:link w:val="Corpodetexto2Carter"/>
     <w:rsid w:val="005F2377"/>
     <w:pPr>
       <w:spacing w:after="0"/>
@@ -5501,10 +5309,10 @@
       <w:lang w:val="fr-FR" w:eastAsia="en-US"/>
     </w:rPr>
   </w:style>
-  <w:style w:type="character" w:customStyle="1" w:styleId="BodyText2Char">
-    <w:name w:val="Body Text 2 Char"/>
-    <w:basedOn w:val="DefaultParagraphFont"/>
-    <w:link w:val="BodyText2"/>
+  <w:style w:type="character" w:customStyle="1" w:styleId="Corpodetexto2Carter">
+    <w:name w:val="Corpo de texto 2 Caráter"/>
+    <w:basedOn w:val="Tipodeletrapredefinidodopargrafo"/>
+    <w:link w:val="Corpodetexto2"/>
     <w:rsid w:val="005F2377"/>
     <w:rPr>
       <w:rFonts w:ascii="Times" w:eastAsia="Times" w:hAnsi="Times" w:cs="Times New Roman"/>
@@ -5512,10 +5320,10 @@
       <w:szCs w:val="20"/>
     </w:rPr>
   </w:style>
-  <w:style w:type="paragraph" w:styleId="BodyText3">
+  <w:style w:type="paragraph" w:styleId="Corpodetexto3">
     <w:name w:val="Body Text 3"/>
     <w:basedOn w:val="Normal"/>
-    <w:link w:val="BodyText3Char"/>
+    <w:link w:val="Corpodetexto3Carter"/>
     <w:rsid w:val="005F2377"/>
     <w:pPr>
       <w:spacing w:after="0"/>
@@ -5528,10 +5336,10 @@
       <w:lang w:val="fr-FR" w:eastAsia="en-US"/>
     </w:rPr>
   </w:style>
-  <w:style w:type="character" w:customStyle="1" w:styleId="BodyText3Char">
-    <w:name w:val="Body Text 3 Char"/>
-    <w:basedOn w:val="DefaultParagraphFont"/>
-    <w:link w:val="BodyText3"/>
+  <w:style w:type="character" w:customStyle="1" w:styleId="Corpodetexto3Carter">
+    <w:name w:val="Corpo de texto 3 Caráter"/>
+    <w:basedOn w:val="Tipodeletrapredefinidodopargrafo"/>
+    <w:link w:val="Corpodetexto3"/>
     <w:rsid w:val="005F2377"/>
     <w:rPr>
       <w:rFonts w:ascii="Arial" w:eastAsia="Times" w:hAnsi="Arial" w:cs="Times New Roman"/>
@@ -5539,10 +5347,10 @@
       <w:szCs w:val="20"/>
     </w:rPr>
   </w:style>
-  <w:style w:type="paragraph" w:styleId="EndnoteText">
+  <w:style w:type="paragraph" w:styleId="Textodenotadefim">
     <w:name w:val="endnote text"/>
     <w:basedOn w:val="Normal"/>
-    <w:link w:val="EndnoteTextChar"/>
+    <w:link w:val="TextodenotadefimCarter"/>
     <w:uiPriority w:val="99"/>
     <w:semiHidden/>
     <w:unhideWhenUsed/>
@@ -5555,10 +5363,10 @@
       <w:szCs w:val="20"/>
     </w:rPr>
   </w:style>
-  <w:style w:type="character" w:customStyle="1" w:styleId="EndnoteTextChar">
-    <w:name w:val="Endnote Text Char"/>
-    <w:basedOn w:val="DefaultParagraphFont"/>
-    <w:link w:val="EndnoteText"/>
+  <w:style w:type="character" w:customStyle="1" w:styleId="TextodenotadefimCarter">
+    <w:name w:val="Texto de nota de fim Caráter"/>
+    <w:basedOn w:val="Tipodeletrapredefinidodopargrafo"/>
+    <w:link w:val="Textodenotadefim"/>
     <w:uiPriority w:val="99"/>
     <w:semiHidden/>
     <w:rsid w:val="007E1CC9"/>
@@ -5569,9 +5377,9 @@
       <w:lang w:val="fr-LU" w:eastAsia="fr-FR"/>
     </w:rPr>
   </w:style>
-  <w:style w:type="character" w:styleId="EndnoteReference">
+  <w:style w:type="character" w:styleId="Refdenotadefim">
     <w:name w:val="endnote reference"/>
-    <w:basedOn w:val="DefaultParagraphFont"/>
+    <w:basedOn w:val="Tipodeletrapredefinidodopargrafo"/>
     <w:uiPriority w:val="99"/>
     <w:semiHidden/>
     <w:unhideWhenUsed/>
@@ -5598,11 +5406,11 @@
       <w:lang w:val="de-DE" w:eastAsia="en-US"/>
     </w:rPr>
   </w:style>
-  <w:style w:type="character" w:customStyle="1" w:styleId="CaptionChar">
-    <w:name w:val="Caption Char"/>
-    <w:aliases w:val="DNV-cap Char,DNV-cap1 Char,DNV-cap2 Char"/>
-    <w:basedOn w:val="DefaultParagraphFont"/>
-    <w:link w:val="Caption"/>
+  <w:style w:type="character" w:customStyle="1" w:styleId="LegendaCarter">
+    <w:name w:val="Legenda Caráter"/>
+    <w:aliases w:val="DNV-cap Caráter,DNV-cap1 Caráter,DNV-cap2 Caráter"/>
+    <w:basedOn w:val="Tipodeletrapredefinidodopargrafo"/>
+    <w:link w:val="Legenda"/>
     <w:rsid w:val="001341A4"/>
     <w:rPr>
       <w:rFonts w:ascii="Arial" w:eastAsia="TrebuchetMS" w:hAnsi="Arial" w:cs="Arial"/>
@@ -5740,7 +5548,7 @@
   </w:style>
   <w:style w:type="character" w:customStyle="1" w:styleId="CELTICNormalCar0">
     <w:name w:val="CELTICNormal Car"/>
-    <w:basedOn w:val="DefaultParagraphFont"/>
+    <w:basedOn w:val="Tipodeletrapredefinidodopargrafo"/>
     <w:link w:val="CELTICNormal0"/>
     <w:rsid w:val="001341A4"/>
     <w:rPr>
@@ -5764,7 +5572,7 @@
   </w:style>
   <w:style w:type="character" w:customStyle="1" w:styleId="CELTICTitle3Car">
     <w:name w:val="CELTIC Title 3 Car"/>
-    <w:basedOn w:val="DefaultParagraphFont"/>
+    <w:basedOn w:val="Tipodeletrapredefinidodopargrafo"/>
     <w:link w:val="CELTICTitle3"/>
     <w:rsid w:val="001341A4"/>
     <w:rPr>
@@ -5778,7 +5586,7 @@
   </w:style>
   <w:style w:type="character" w:customStyle="1" w:styleId="lang-en">
     <w:name w:val="lang-en"/>
-    <w:basedOn w:val="DefaultParagraphFont"/>
+    <w:basedOn w:val="Tipodeletrapredefinidodopargrafo"/>
     <w:rsid w:val="0073402D"/>
   </w:style>
   <w:style w:type="paragraph" w:customStyle="1" w:styleId="smile-footer">
@@ -5835,7 +5643,7 @@
       <w:lang w:val="fr-FR"/>
     </w:rPr>
   </w:style>
-  <w:style w:type="character" w:styleId="Strong">
+  <w:style w:type="character" w:styleId="Forte">
     <w:name w:val="Strong"/>
     <w:uiPriority w:val="22"/>
     <w:qFormat/>
@@ -5920,7 +5728,7 @@
   </w:style>
   <w:style w:type="character" w:customStyle="1" w:styleId="RecommendationtitleChar">
     <w:name w:val="Recommendation title Char"/>
-    <w:basedOn w:val="DefaultParagraphFont"/>
+    <w:basedOn w:val="Tipodeletrapredefinidodopargrafo"/>
     <w:link w:val="Recommendationtitle"/>
     <w:rsid w:val="00A65792"/>
     <w:rPr>
@@ -5948,7 +5756,7 @@
   </w:style>
   <w:style w:type="character" w:customStyle="1" w:styleId="ContrleTitreChar">
     <w:name w:val="Contrôle_Titre Char"/>
-    <w:basedOn w:val="DefaultParagraphFont"/>
+    <w:basedOn w:val="Tipodeletrapredefinidodopargrafo"/>
     <w:link w:val="ContrleTitre"/>
     <w:rsid w:val="00F17669"/>
     <w:rPr>
@@ -6027,7 +5835,7 @@
       <w:lang w:val="fr-LU" w:eastAsia="fr-LU"/>
     </w:rPr>
   </w:style>
-  <w:style w:type="paragraph" w:styleId="Revision">
+  <w:style w:type="paragraph" w:styleId="Reviso">
     <w:name w:val="Revision"/>
     <w:hidden/>
     <w:uiPriority w:val="99"/>
@@ -6043,14 +5851,14 @@
   </w:style>
   <w:style w:type="character" w:customStyle="1" w:styleId="highlight">
     <w:name w:val="highlight"/>
-    <w:basedOn w:val="DefaultParagraphFont"/>
+    <w:basedOn w:val="Tipodeletrapredefinidodopargrafo"/>
     <w:rsid w:val="00B92BEB"/>
   </w:style>
-  <w:style w:type="paragraph" w:styleId="CommentSubject">
+  <w:style w:type="paragraph" w:styleId="Assuntodecomentrio">
     <w:name w:val="annotation subject"/>
-    <w:basedOn w:val="CommentText"/>
-    <w:next w:val="CommentText"/>
-    <w:link w:val="CommentSubjectChar"/>
+    <w:basedOn w:val="Textodecomentrio"/>
+    <w:next w:val="Textodecomentrio"/>
+    <w:link w:val="AssuntodecomentrioCarter"/>
     <w:uiPriority w:val="99"/>
     <w:semiHidden/>
     <w:unhideWhenUsed/>
@@ -6066,10 +5874,10 @@
       <w:lang w:eastAsia="fr-FR"/>
     </w:rPr>
   </w:style>
-  <w:style w:type="character" w:customStyle="1" w:styleId="CommentSubjectChar">
-    <w:name w:val="Comment Subject Char"/>
-    <w:basedOn w:val="CommentTextChar"/>
-    <w:link w:val="CommentSubject"/>
+  <w:style w:type="character" w:customStyle="1" w:styleId="AssuntodecomentrioCarter">
+    <w:name w:val="Assunto de comentário Caráter"/>
+    <w:basedOn w:val="TextodecomentrioCarter"/>
+    <w:link w:val="Assuntodecomentrio"/>
     <w:uiPriority w:val="99"/>
     <w:semiHidden/>
     <w:rsid w:val="00B403D3"/>
@@ -6082,15 +5890,15 @@
       <w:lang w:val="en-US" w:eastAsia="fr-FR"/>
     </w:rPr>
   </w:style>
-  <w:style w:type="character" w:styleId="PageNumber">
+  <w:style w:type="character" w:styleId="Nmerodepgina">
     <w:name w:val="page number"/>
-    <w:basedOn w:val="DefaultParagraphFont"/>
+    <w:basedOn w:val="Tipodeletrapredefinidodopargrafo"/>
     <w:rsid w:val="006159CA"/>
   </w:style>
   <w:style w:type="character" w:customStyle="1" w:styleId="Heading1Char">
     <w:name w:val="Heading 1 Char"/>
     <w:aliases w:val="Titre1 Char,Titre2 Char,Chapter Char,CF6 - Titre 1 Char"/>
-    <w:basedOn w:val="DefaultParagraphFont"/>
+    <w:basedOn w:val="Tipodeletrapredefinidodopargrafo"/>
     <w:uiPriority w:val="9"/>
     <w:rsid w:val="00C25408"/>
     <w:rPr>
@@ -6397,7 +6205,7 @@
 </file>
 
 <file path=customXml/itemProps1.xml><?xml version="1.0" encoding="utf-8"?>
-<ds:datastoreItem xmlns:ds="http://schemas.openxmlformats.org/officeDocument/2006/customXml" ds:itemID="{030635D6-B275-45FE-BA70-3DAF60DD3B3A}">
+<ds:datastoreItem xmlns:ds="http://schemas.openxmlformats.org/officeDocument/2006/customXml" ds:itemID="{0313CF4E-0584-4F10-A887-9E46561C22A3}">
   <ds:schemaRefs>
     <ds:schemaRef ds:uri="http://schemas.openxmlformats.org/officeDocument/2006/bibliography"/>
   </ds:schemaRefs>
@@ -6405,7 +6213,7 @@
 </file>
 
 <file path=customXml/itemProps2.xml><?xml version="1.0" encoding="utf-8"?>
-<ds:datastoreItem xmlns:ds="http://schemas.openxmlformats.org/officeDocument/2006/customXml" ds:itemID="{0313CF4E-0584-4F10-A887-9E46561C22A3}">
+<ds:datastoreItem xmlns:ds="http://schemas.openxmlformats.org/officeDocument/2006/customXml" ds:itemID="{030635D6-B275-45FE-BA70-3DAF60DD3B3A}">
   <ds:schemaRefs>
     <ds:schemaRef ds:uri="http://schemas.openxmlformats.org/officeDocument/2006/bibliography"/>
   </ds:schemaRefs>
